--- a/技术方案/包17-国网新疆奎屯供电公司220kV、35kV变电站自动化设备网络安全探针接入服务项目及国网新疆奎屯供电公司110kV长春变等35座变电站自动化设备网络安全探针接入服务项目技术方案.docx
+++ b/技术方案/包17-国网新疆奎屯供电公司220kV、35kV变电站自动化设备网络安全探针接入服务项目及国网新疆奎屯供电公司110kV长春变等35座变电站自动化设备网络安全探针接入服务项目技术方案.docx
@@ -224,6 +224,48 @@
       </w:pPr>
       <w:r>
         <w:rPr>
+          <w:sz w:val="24"/>
+          <w:szCs w:val="24"/>
+          <w:rFonts w:eastAsia="仿宋_GB2312"/>
+        </w:rPr>
+        <w:t xml:space="preserve">从网络安全技术发展趋势来看，电力监控系统安全防护正从传统的边界防御模式向"监测预警+主动防御"的新模式转变。网络安全探针作为端点检测和响应（EDR）技术在电力行业的具体应用，通过在每台电力监控系统设备上部署轻量级安全代理，实现对设备运行状态、文件操作行为、网络通信行为、用户操作行为的实时监控和异常检测。这种基于主机的安全监测方式，能够有效弥补传统边界防护手段的不足，发现绕过边界防护的内部安全威胁。</w:t>
+      </w:r>
+    </w:p>
+    <w:p>
+      <w:pPr>
+        <w:spacing w:line="360" w:lineRule="auto"/>
+        <w:ind w:firstLine="420"/>
+      </w:pPr>
+      <w:r>
+        <w:rPr>
+          <w:sz w:val="24"/>
+          <w:szCs w:val="24"/>
+          <w:rFonts w:eastAsia="仿宋_GB2312"/>
+        </w:rPr>
+        <w:t xml:space="preserve">网络安全探针的技术优势体现在以下几个方面：一是监测视角更加全面，不仅能够监测网络层面的攻击行为，还能发现主机层面的异常操作（如关键文件篡改、非法程序运行、异常用户登录等）；二是检测精度更高，基于对每台设备正常行为基线的建模，能够精准识别偏离正常模式的异常行为；三是响应更加及时，安全事件从发生到被检测的时间可缩短到秒级；四是取证更加完整，能够记录安全事件的完整行为链，为事后分析和溯源提供有力支撑。</w:t>
+      </w:r>
+    </w:p>
+    <w:p>
+      <w:pPr>
+        <w:spacing w:line="360" w:lineRule="auto"/>
+        <w:ind w:firstLine="420"/>
+      </w:pPr>
+      <w:r>
+        <w:rPr>
+          <w:sz w:val="24"/>
+          <w:szCs w:val="24"/>
+          <w:rFonts w:eastAsia="仿宋_GB2312"/>
+        </w:rPr>
+        <w:t xml:space="preserve">对于奎屯供电公司辖区64座变电站而言，实现网络安全探针的全面部署和精细化配置，意味着从"粗放式防护"向"精细化防护"的重大转变，是建设智能化、自动化网络安全运营体系的关键基础设施。</w:t>
+      </w:r>
+    </w:p>
+    <w:p>
+      <w:pPr>
+        <w:spacing w:line="360" w:lineRule="auto"/>
+        <w:ind w:firstLine="420"/>
+      </w:pPr>
+      <w:r>
+        <w:rPr>
           <w:rFonts w:ascii="宋体" w:hAnsi="宋体" w:eastAsia="宋体"/>
           <w:sz w:val="24"/>
         </w:rPr>
@@ -492,6 +534,34 @@
     <w:p>
       <w:pPr>
         <w:spacing w:line="360" w:lineRule="auto"/>
+        <w:ind w:firstLine="420"/>
+      </w:pPr>
+      <w:r>
+        <w:rPr>
+          <w:sz w:val="24"/>
+          <w:szCs w:val="24"/>
+          <w:rFonts w:eastAsia="仿宋_GB2312"/>
+        </w:rPr>
+        <w:t xml:space="preserve">资产信息管理是网络安全监测的重要基础。完善的资产台账不仅记录设备的基本信息（品牌、型号、IP地址、操作系统等），还应包括设备间的通信关系、业务功能定位、安全等级分类等扩展信息。通过建立准确完整的资产信息库，为后续的安全策略制定、风险评估和应急响应提供可靠的数据基础。本项目将对64座变电站约600-900台设备的资产信息进行全面核查和补录，确保每台设备在网安管理平台中的登记信息完整准确。</w:t>
+      </w:r>
+    </w:p>
+    <w:p>
+      <w:pPr>
+        <w:spacing w:line="360" w:lineRule="auto"/>
+        <w:ind w:firstLine="420"/>
+      </w:pPr>
+      <w:r>
+        <w:rPr>
+          <w:sz w:val="24"/>
+          <w:szCs w:val="24"/>
+          <w:rFonts w:eastAsia="仿宋_GB2312"/>
+        </w:rPr>
+        <w:t xml:space="preserve">具体工作包括：核查每台设备的基础属性信息（设备名称、IP地址/MAC地址、操作系统类型和版本、安装的业务软件及版本等）；核查设备的网络配置信息（所属安全区、网络接口配置、路由信息等）；核查设备的安全配置信息（账户策略、日志策略、服务开放情况等）；补录缺失的信息字段；纠正已有信息中的错误。</w:t>
+      </w:r>
+    </w:p>
+    <w:p>
+      <w:pPr>
+        <w:spacing w:line="360" w:lineRule="auto"/>
         <w:ind w:firstLine="420" w:firstLineChars="0"/>
         <w:outlineLvl w:val="3"/>
       </w:pPr>
@@ -849,6 +919,90 @@
     <w:p>
       <w:pPr>
         <w:spacing w:line="360" w:lineRule="auto"/>
+        <w:ind w:firstLine="420"/>
+      </w:pPr>
+      <w:r>
+        <w:rPr>
+          <w:sz w:val="24"/>
+          <w:szCs w:val="24"/>
+          <w:rFonts w:eastAsia="仿宋_GB2312"/>
+        </w:rPr>
+        <w:t xml:space="preserve">（7）电压等级差异带来的标准化难题</w:t>
+      </w:r>
+    </w:p>
+    <w:p>
+      <w:pPr>
+        <w:spacing w:line="360" w:lineRule="auto"/>
+        <w:ind w:firstLine="420"/>
+      </w:pPr>
+      <w:r>
+        <w:rPr>
+          <w:sz w:val="24"/>
+          <w:szCs w:val="24"/>
+          <w:rFonts w:eastAsia="仿宋_GB2312"/>
+        </w:rPr>
+        <w:t xml:space="preserve">220kV和35kV变电站在设备配置、网络架构、安全防护等级等方面存在显著差异。220kV变电站通常配置15-25台设备，网络拓扑采用三层架构（站控层/间隔层/过程层），安全防护等级最高；而35kV变电站通常仅配置5-10台设备，网络架构较为简单。这种差异要求项目团队必须针对两种电压等级分别制定施工方案和策略模板，增加了方案设计的工作量和复杂性。</w:t>
+      </w:r>
+    </w:p>
+    <w:p>
+      <w:pPr>
+        <w:spacing w:line="360" w:lineRule="auto"/>
+        <w:ind w:firstLine="420"/>
+      </w:pPr>
+      <w:r>
+        <w:rPr>
+          <w:sz w:val="24"/>
+          <w:szCs w:val="24"/>
+          <w:rFonts w:eastAsia="仿宋_GB2312"/>
+        </w:rPr>
+        <w:t xml:space="preserve">应对措施：在试点阶段分别选取220kV和35kV变电站各1-2座进行验证，形成两套差异化的标准施工流程和策略配置模板。后续推进阶段，根据电压等级选用对应模板，在保证质量的前提下提高施工效率。</w:t>
+      </w:r>
+    </w:p>
+    <w:p>
+      <w:pPr>
+        <w:spacing w:line="360" w:lineRule="auto"/>
+        <w:ind w:firstLine="420"/>
+      </w:pPr>
+      <w:r>
+        <w:rPr>
+          <w:sz w:val="24"/>
+          <w:szCs w:val="24"/>
+          <w:rFonts w:eastAsia="仿宋_GB2312"/>
+        </w:rPr>
+        <w:t xml:space="preserve">（8）季节性气候因素影响</w:t>
+      </w:r>
+    </w:p>
+    <w:p>
+      <w:pPr>
+        <w:spacing w:line="360" w:lineRule="auto"/>
+        <w:ind w:firstLine="420"/>
+      </w:pPr>
+      <w:r>
+        <w:rPr>
+          <w:sz w:val="24"/>
+          <w:szCs w:val="24"/>
+          <w:rFonts w:eastAsia="仿宋_GB2312"/>
+        </w:rPr>
+        <w:t xml:space="preserve">奎屯地区位于新疆北部，冬季严寒漫长。如果项目执行期跨越冬季（11-12月），部分偏远地区35kV变电站的出行和现场作业将面临低温、冰雪等恶劣天气的影响。需要合理安排施工顺序，将偏远站点优先安排在天气条件较好的时段。</w:t>
+      </w:r>
+    </w:p>
+    <w:p>
+      <w:pPr>
+        <w:spacing w:line="360" w:lineRule="auto"/>
+        <w:ind w:firstLine="420"/>
+      </w:pPr>
+      <w:r>
+        <w:rPr>
+          <w:sz w:val="24"/>
+          <w:szCs w:val="24"/>
+          <w:rFonts w:eastAsia="仿宋_GB2312"/>
+        </w:rPr>
+        <w:t xml:space="preserve">应对措施：将偏远地区35kV变电站优先安排在7-9月施工；为冬季作业人员配备防寒保暖装备；遇极端天气及时调整计划，确保人员安全。</w:t>
+      </w:r>
+    </w:p>
+    <w:p>
+      <w:pPr>
+        <w:spacing w:line="360" w:lineRule="auto"/>
       </w:pPr>
     </w:p>
     <w:p>
@@ -888,7 +1042,7 @@
           <w:rFonts w:ascii="宋体" w:hAnsi="宋体" w:eastAsia="宋体"/>
           <w:sz w:val="24"/>
         </w:rPr>
-        <w:t>第一阶段：充分准备阶段（第1-20天）</w:t>
+        <w:t>第一阶段：充分准备阶段（2026.7.6-7.25，第1-20天）</w:t>
       </w:r>
     </w:p>
     <w:p>
@@ -979,7 +1133,7 @@
           <w:rFonts w:ascii="宋体" w:hAnsi="宋体" w:eastAsia="宋体"/>
           <w:sz w:val="24"/>
         </w:rPr>
-        <w:t>第二阶段：分类试点阶段（第21-40天）</w:t>
+        <w:t>第二阶段：分类试点阶段（2026.7.26-8.14，第21-40天）</w:t>
       </w:r>
     </w:p>
     <w:p>
@@ -1044,7 +1198,7 @@
           <w:rFonts w:ascii="宋体" w:hAnsi="宋体" w:eastAsia="宋体"/>
           <w:sz w:val="24"/>
         </w:rPr>
-        <w:t>第三阶段：全面推进阶段（第41-110天）</w:t>
+        <w:t>第三阶段：全面推进阶段（2026.8.15-12.1，第41-140天）</w:t>
       </w:r>
     </w:p>
     <w:p>
@@ -1106,10 +1260,52 @@
       </w:pPr>
       <w:r>
         <w:rPr>
-          <w:rFonts w:ascii="宋体" w:hAnsi="宋体" w:eastAsia="宋体"/>
-          <w:sz w:val="24"/>
-        </w:rPr>
-        <w:t>第四阶段：验收收尾阶段（第111-130天）</w:t>
+          <w:sz w:val="24"/>
+          <w:szCs w:val="24"/>
+          <w:rFonts w:eastAsia="仿宋_GB2312"/>
+        </w:rPr>
+        <w:t xml:space="preserve">（5）实施标准化质量管控。每座变电站施工完成后执行标准质量检查：探针安装完整性检查、策略配置合规性检查、告警触发有效性检查、系统运行稳定性检查。检查不合格的站点立即安排整改，整改合格后方可验收该站。</w:t>
+      </w:r>
+    </w:p>
+    <w:p>
+      <w:pPr>
+        <w:spacing w:line="360" w:lineRule="auto"/>
+        <w:ind w:firstLine="420"/>
+      </w:pPr>
+      <w:r>
+        <w:rPr>
+          <w:sz w:val="24"/>
+          <w:szCs w:val="24"/>
+          <w:rFonts w:eastAsia="仿宋_GB2312"/>
+        </w:rPr>
+        <w:t xml:space="preserve">（6）建立问题分类处理机制。将施工中遇到的问题分为三类：A类（可现场立即解决）、B类（需技术负责人协调解决）、C类（需设备厂商支持解决）。A类问题由施工人员自行处理；B类问题当日内解决；C类问题启动厂商支持流程，不影响其他站点施工进度。</w:t>
+      </w:r>
+    </w:p>
+    <w:p>
+      <w:pPr>
+        <w:spacing w:line="360" w:lineRule="auto"/>
+        <w:ind w:firstLine="420"/>
+      </w:pPr>
+      <w:r>
+        <w:rPr>
+          <w:sz w:val="24"/>
+          <w:szCs w:val="24"/>
+          <w:rFonts w:eastAsia="仿宋_GB2312"/>
+        </w:rPr>
+        <w:t xml:space="preserve">（7）进度跟踪与动态调整。项目经理每日更新施工进度看板，对比计划进度与实际进度。对于进度滞后的批次，分析原因并制定追赶措施（如增派人力、延长工时、调整批次安排等）。每周向甲方汇报进度情况。</w:t>
+      </w:r>
+    </w:p>
+    <w:p>
+      <w:pPr>
+        <w:spacing w:line="360" w:lineRule="auto"/>
+        <w:ind w:firstLine="420"/>
+      </w:pPr>
+      <w:r>
+        <w:rPr>
+          <w:rFonts w:ascii="宋体" w:hAnsi="宋体" w:eastAsia="宋体"/>
+          <w:sz w:val="24"/>
+        </w:rPr>
+        <w:t>第四阶段：验收收尾阶段（2026.12.2-12.31，第141-180天）</w:t>
       </w:r>
     </w:p>
     <w:p>
@@ -1578,6 +1774,62 @@
           <w:sz w:val="24"/>
         </w:rPr>
         <w:t>本项目64座变电站的规模在新疆地区具有典型代表性，项目实施积累的经验和方法可以为同类大规模网络安全监测能力提升项目提供示范借鉴。</w:t>
+      </w:r>
+    </w:p>
+    <w:p>
+      <w:pPr>
+        <w:spacing w:line="360" w:lineRule="auto"/>
+        <w:ind w:firstLine="420"/>
+      </w:pPr>
+      <w:r>
+        <w:rPr>
+          <w:sz w:val="24"/>
+          <w:szCs w:val="24"/>
+          <w:rFonts w:eastAsia="仿宋_GB2312"/>
+        </w:rPr>
+        <w:t xml:space="preserve">（6）提升应急响应能力</w:t>
+      </w:r>
+    </w:p>
+    <w:p>
+      <w:pPr>
+        <w:spacing w:line="360" w:lineRule="auto"/>
+        <w:ind w:firstLine="420"/>
+      </w:pPr>
+      <w:r>
+        <w:rPr>
+          <w:sz w:val="24"/>
+          <w:szCs w:val="24"/>
+          <w:rFonts w:eastAsia="仿宋_GB2312"/>
+        </w:rPr>
+        <w:t xml:space="preserve">64座变电站全面部署网络安全探针后，一旦发生网络安全事件，安全运维人员能够通过集中管理平台快速定位受影响的设备范围、了解攻击路径和影响程度，为应急响应决策提供关键信息支撑。相比没有探针监测的情况，事件发现时间可从小时级缩短到分钟级，响应效率大幅提升。</w:t>
+      </w:r>
+    </w:p>
+    <w:p>
+      <w:pPr>
+        <w:spacing w:line="360" w:lineRule="auto"/>
+        <w:ind w:firstLine="420"/>
+      </w:pPr>
+      <w:r>
+        <w:rPr>
+          <w:sz w:val="24"/>
+          <w:szCs w:val="24"/>
+          <w:rFonts w:eastAsia="仿宋_GB2312"/>
+        </w:rPr>
+        <w:t xml:space="preserve">（7）形成安全资产管理基础</w:t>
+      </w:r>
+    </w:p>
+    <w:p>
+      <w:pPr>
+        <w:spacing w:line="360" w:lineRule="auto"/>
+        <w:ind w:firstLine="420"/>
+      </w:pPr>
+      <w:r>
+        <w:rPr>
+          <w:sz w:val="24"/>
+          <w:szCs w:val="24"/>
+          <w:rFonts w:eastAsia="仿宋_GB2312"/>
+        </w:rPr>
+        <w:t xml:space="preserve">项目实施过程中建立的完整资产台账和通信关系图谱，是网络安全管理的重要基础数据。这些数据不仅服务于本项目的探针部署和策略配置，还将为后续的风险评估、等级保护测评、安全审计等工作提供准确的资产底数和网络拓扑信息。</w:t>
       </w:r>
     </w:p>
     <w:p>
@@ -1856,6 +2108,316 @@
     </w:p>
     <w:p>
       <w:pPr>
+        <w:adjustRightInd w:val="0"/>
+        <w:snapToGrid w:val="0"/>
+        <w:spacing w:line="360" w:lineRule="auto"/>
+        <w:ind w:left="709" w:leftChars="0" w:hanging="709" w:firstLineChars="0"/>
+        <w:outlineLvl w:val="3"/>
+        <w:rPr>
+          <w:rFonts w:hint="eastAsia" w:ascii="宋体" w:hAnsi="宋体" w:eastAsia="宋体" w:cs="宋体"/>
+          <w:b/>
+          <w:color w:val="000000" w:themeColor="text1"/>
+          <w:sz w:val="24"/>
+          <w:szCs w:val="28"/>
+          <w:highlight w:val="yellow"/>
+          <w:lang w:val="en-US" w:eastAsia="zh-CN"/>
+          <w14:textFill>
+            <w14:solidFill>
+              <w14:schemeClr w14:val="tx1"/>
+            </w14:solidFill>
+          </w14:textFill>
+        </w:rPr>
+      </w:pPr>
+      <w:r>
+        <w:rPr>
+          <w:sz w:val="24"/>
+          <w:szCs w:val="24"/>
+          <w:rFonts w:eastAsia="仿宋_GB2312"/>
+        </w:rPr>
+        <w:t xml:space="preserve">项目团队组织</w:t>
+      </w:r>
+    </w:p>
+    <w:p>
+      <w:pPr>
+        <w:adjustRightInd w:val="0"/>
+        <w:snapToGrid w:val="0"/>
+        <w:spacing w:line="360" w:lineRule="auto"/>
+        <w:ind w:left="709" w:leftChars="0" w:hanging="709" w:firstLineChars="0"/>
+        <w:outlineLvl w:val="3"/>
+        <w:rPr>
+          <w:rFonts w:hint="eastAsia" w:ascii="宋体" w:hAnsi="宋体" w:eastAsia="宋体" w:cs="宋体"/>
+          <w:b/>
+          <w:color w:val="000000" w:themeColor="text1"/>
+          <w:sz w:val="24"/>
+          <w:szCs w:val="28"/>
+          <w:highlight w:val="yellow"/>
+          <w:lang w:val="en-US" w:eastAsia="zh-CN"/>
+          <w14:textFill>
+            <w14:solidFill>
+              <w14:schemeClr w14:val="tx1"/>
+            </w14:solidFill>
+          </w14:textFill>
+        </w:rPr>
+      </w:pPr>
+      <w:r>
+        <w:rPr>
+          <w:sz w:val="24"/>
+          <w:szCs w:val="24"/>
+          <w:rFonts w:eastAsia="仿宋_GB2312"/>
+        </w:rPr>
+        <w:t xml:space="preserve">本项目组建一支经验丰富的专业技术服务团队，团队配置如下：</w:t>
+      </w:r>
+    </w:p>
+    <w:p>
+      <w:pPr>
+        <w:adjustRightInd w:val="0"/>
+        <w:snapToGrid w:val="0"/>
+        <w:spacing w:line="360" w:lineRule="auto"/>
+        <w:ind w:left="709" w:leftChars="0" w:hanging="709" w:firstLineChars="0"/>
+        <w:outlineLvl w:val="3"/>
+        <w:rPr>
+          <w:rFonts w:hint="eastAsia" w:ascii="宋体" w:hAnsi="宋体" w:eastAsia="宋体" w:cs="宋体"/>
+          <w:b/>
+          <w:color w:val="000000" w:themeColor="text1"/>
+          <w:sz w:val="24"/>
+          <w:szCs w:val="28"/>
+          <w:highlight w:val="yellow"/>
+          <w:lang w:val="en-US" w:eastAsia="zh-CN"/>
+          <w14:textFill>
+            <w14:solidFill>
+              <w14:schemeClr w14:val="tx1"/>
+            </w14:solidFill>
+          </w14:textFill>
+        </w:rPr>
+      </w:pPr>
+      <w:r>
+        <w:rPr>
+          <w:sz w:val="24"/>
+          <w:szCs w:val="24"/>
+          <w:rFonts w:eastAsia="仿宋_GB2312"/>
+        </w:rPr>
+        <w:t xml:space="preserve">项目经理1名：全面负责项目管理，统筹进度、质量、安全和资源协调。具有5年以上电力网络安全项目管理经验，熟悉国家电网公司项目管理流程。</w:t>
+      </w:r>
+    </w:p>
+    <w:p>
+      <w:pPr>
+        <w:adjustRightInd w:val="0"/>
+        <w:snapToGrid w:val="0"/>
+        <w:spacing w:line="360" w:lineRule="auto"/>
+        <w:ind w:left="709" w:leftChars="0" w:hanging="709" w:firstLineChars="0"/>
+        <w:outlineLvl w:val="3"/>
+        <w:rPr>
+          <w:rFonts w:hint="eastAsia" w:ascii="宋体" w:hAnsi="宋体" w:eastAsia="宋体" w:cs="宋体"/>
+          <w:b/>
+          <w:color w:val="000000" w:themeColor="text1"/>
+          <w:sz w:val="24"/>
+          <w:szCs w:val="28"/>
+          <w:highlight w:val="yellow"/>
+          <w:lang w:val="en-US" w:eastAsia="zh-CN"/>
+          <w14:textFill>
+            <w14:solidFill>
+              <w14:schemeClr w14:val="tx1"/>
+            </w14:solidFill>
+          </w14:textFill>
+        </w:rPr>
+      </w:pPr>
+      <w:r>
+        <w:rPr>
+          <w:sz w:val="24"/>
+          <w:szCs w:val="24"/>
+          <w:rFonts w:eastAsia="仿宋_GB2312"/>
+        </w:rPr>
+        <w:t xml:space="preserve">技术总监1名：负责技术方案审核、技术难题攻关、施工质量把关。具有网络安全高级工程师资质，精通电力监控系统安全防护技术体系。</w:t>
+      </w:r>
+    </w:p>
+    <w:p>
+      <w:pPr>
+        <w:adjustRightInd w:val="0"/>
+        <w:snapToGrid w:val="0"/>
+        <w:spacing w:line="360" w:lineRule="auto"/>
+        <w:ind w:left="709" w:leftChars="0" w:hanging="709" w:firstLineChars="0"/>
+        <w:outlineLvl w:val="3"/>
+        <w:rPr>
+          <w:rFonts w:hint="eastAsia" w:ascii="宋体" w:hAnsi="宋体" w:eastAsia="宋体" w:cs="宋体"/>
+          <w:b/>
+          <w:color w:val="000000" w:themeColor="text1"/>
+          <w:sz w:val="24"/>
+          <w:szCs w:val="28"/>
+          <w:highlight w:val="yellow"/>
+          <w:lang w:val="en-US" w:eastAsia="zh-CN"/>
+          <w14:textFill>
+            <w14:solidFill>
+              <w14:schemeClr w14:val="tx1"/>
+            </w14:solidFill>
+          </w14:textFill>
+        </w:rPr>
+      </w:pPr>
+      <w:r>
+        <w:rPr>
+          <w:sz w:val="24"/>
+          <w:szCs w:val="24"/>
+          <w:rFonts w:eastAsia="仿宋_GB2312"/>
+        </w:rPr>
+        <w:t xml:space="preserve">施工小组A（3人）：负责220kV变电站施工和部分35kV变电站施工。由1名高级工程师带队，配备2名中级工程师，具备处理复杂设备和高安全等级环境的能力。</w:t>
+      </w:r>
+    </w:p>
+    <w:p>
+      <w:pPr>
+        <w:adjustRightInd w:val="0"/>
+        <w:snapToGrid w:val="0"/>
+        <w:spacing w:line="360" w:lineRule="auto"/>
+        <w:ind w:left="709" w:leftChars="0" w:hanging="709" w:firstLineChars="0"/>
+        <w:outlineLvl w:val="3"/>
+        <w:rPr>
+          <w:rFonts w:hint="eastAsia" w:ascii="宋体" w:hAnsi="宋体" w:eastAsia="宋体" w:cs="宋体"/>
+          <w:b/>
+          <w:color w:val="000000" w:themeColor="text1"/>
+          <w:sz w:val="24"/>
+          <w:szCs w:val="28"/>
+          <w:highlight w:val="yellow"/>
+          <w:lang w:val="en-US" w:eastAsia="zh-CN"/>
+          <w14:textFill>
+            <w14:solidFill>
+              <w14:schemeClr w14:val="tx1"/>
+            </w14:solidFill>
+          </w14:textFill>
+        </w:rPr>
+      </w:pPr>
+      <w:r>
+        <w:rPr>
+          <w:sz w:val="24"/>
+          <w:szCs w:val="24"/>
+          <w:rFonts w:eastAsia="仿宋_GB2312"/>
+        </w:rPr>
+        <w:t xml:space="preserve">施工小组B（3人）：负责35kV变电站批量施工。由1名高级工程师带队，配备2名中级工程师，擅长标准化流程执行和批量作业。</w:t>
+      </w:r>
+    </w:p>
+    <w:p>
+      <w:pPr>
+        <w:adjustRightInd w:val="0"/>
+        <w:snapToGrid w:val="0"/>
+        <w:spacing w:line="360" w:lineRule="auto"/>
+        <w:ind w:left="709" w:leftChars="0" w:hanging="709" w:firstLineChars="0"/>
+        <w:outlineLvl w:val="3"/>
+        <w:rPr>
+          <w:rFonts w:hint="eastAsia" w:ascii="宋体" w:hAnsi="宋体" w:eastAsia="宋体" w:cs="宋体"/>
+          <w:b/>
+          <w:color w:val="000000" w:themeColor="text1"/>
+          <w:sz w:val="24"/>
+          <w:szCs w:val="28"/>
+          <w:highlight w:val="yellow"/>
+          <w:lang w:val="en-US" w:eastAsia="zh-CN"/>
+          <w14:textFill>
+            <w14:solidFill>
+              <w14:schemeClr w14:val="tx1"/>
+            </w14:solidFill>
+          </w14:textFill>
+        </w:rPr>
+      </w:pPr>
+      <w:r>
+        <w:rPr>
+          <w:sz w:val="24"/>
+          <w:szCs w:val="24"/>
+          <w:rFonts w:eastAsia="仿宋_GB2312"/>
+        </w:rPr>
+        <w:t xml:space="preserve">施工小组C（2人）：负责35kV变电站批量施工（偏远区域）。由1名高级工程师带队，配备1名中级工程师，配备越野车辆应对偏远站点出行需求。</w:t>
+      </w:r>
+    </w:p>
+    <w:p>
+      <w:pPr>
+        <w:adjustRightInd w:val="0"/>
+        <w:snapToGrid w:val="0"/>
+        <w:spacing w:line="360" w:lineRule="auto"/>
+        <w:ind w:left="709" w:leftChars="0" w:hanging="709" w:firstLineChars="0"/>
+        <w:outlineLvl w:val="3"/>
+        <w:rPr>
+          <w:rFonts w:hint="eastAsia" w:ascii="宋体" w:hAnsi="宋体" w:eastAsia="宋体" w:cs="宋体"/>
+          <w:b/>
+          <w:color w:val="000000" w:themeColor="text1"/>
+          <w:sz w:val="24"/>
+          <w:szCs w:val="28"/>
+          <w:highlight w:val="yellow"/>
+          <w:lang w:val="en-US" w:eastAsia="zh-CN"/>
+          <w14:textFill>
+            <w14:solidFill>
+              <w14:schemeClr w14:val="tx1"/>
+            </w14:solidFill>
+          </w14:textFill>
+        </w:rPr>
+      </w:pPr>
+      <w:r>
+        <w:rPr>
+          <w:sz w:val="24"/>
+          <w:szCs w:val="24"/>
+          <w:rFonts w:eastAsia="仿宋_GB2312"/>
+        </w:rPr>
+        <w:t xml:space="preserve">质量管控员1名：独立于施工组，负责施工过程和成果的质量检查和审核。每站施工完成后进行质量抽检，确保施工质量一致性。</w:t>
+      </w:r>
+    </w:p>
+    <w:p>
+      <w:pPr>
+        <w:adjustRightInd w:val="0"/>
+        <w:snapToGrid w:val="0"/>
+        <w:spacing w:line="360" w:lineRule="auto"/>
+        <w:ind w:left="709" w:leftChars="0" w:hanging="709" w:firstLineChars="0"/>
+        <w:outlineLvl w:val="3"/>
+        <w:rPr>
+          <w:rFonts w:hint="eastAsia" w:ascii="宋体" w:hAnsi="宋体" w:eastAsia="宋体" w:cs="宋体"/>
+          <w:b/>
+          <w:color w:val="000000" w:themeColor="text1"/>
+          <w:sz w:val="24"/>
+          <w:szCs w:val="28"/>
+          <w:highlight w:val="yellow"/>
+          <w:lang w:val="en-US" w:eastAsia="zh-CN"/>
+          <w14:textFill>
+            <w14:solidFill>
+              <w14:schemeClr w14:val="tx1"/>
+            </w14:solidFill>
+          </w14:textFill>
+        </w:rPr>
+      </w:pPr>
+      <w:r>
+        <w:rPr>
+          <w:sz w:val="24"/>
+          <w:szCs w:val="24"/>
+          <w:rFonts w:eastAsia="仿宋_GB2312"/>
+        </w:rPr>
+        <w:t xml:space="preserve">后勤协调员1名：负责车辆调度、物资管理、工作票协调、进出站手续办理等后勤支持工作。</w:t>
+      </w:r>
+    </w:p>
+    <w:p>
+      <w:pPr>
+        <w:adjustRightInd w:val="0"/>
+        <w:snapToGrid w:val="0"/>
+        <w:spacing w:line="360" w:lineRule="auto"/>
+        <w:ind w:left="709" w:leftChars="0" w:hanging="709" w:firstLineChars="0"/>
+        <w:outlineLvl w:val="3"/>
+        <w:rPr>
+          <w:rFonts w:hint="eastAsia" w:ascii="宋体" w:hAnsi="宋体" w:eastAsia="宋体" w:cs="宋体"/>
+          <w:b/>
+          <w:color w:val="000000" w:themeColor="text1"/>
+          <w:sz w:val="24"/>
+          <w:szCs w:val="28"/>
+          <w:highlight w:val="yellow"/>
+          <w:lang w:val="en-US" w:eastAsia="zh-CN"/>
+          <w14:textFill>
+            <w14:solidFill>
+              <w14:schemeClr w14:val="tx1"/>
+            </w14:solidFill>
+          </w14:textFill>
+        </w:rPr>
+      </w:pPr>
+      <w:r>
+        <w:rPr>
+          <w:sz w:val="24"/>
+          <w:szCs w:val="24"/>
+          <w:rFonts w:eastAsia="仿宋_GB2312"/>
+        </w:rPr>
+        <w:t xml:space="preserve">项目团队共计12人，分工明确、协作紧密，能够满足64座变电站大规模施工的人力需求。团队成员均签订保密协议，确保项目信息安全。</w:t>
+      </w:r>
+    </w:p>
+    <w:p>
+      <w:pPr>
         <w:numPr>
           <w:ilvl w:val="1"/>
           <w:numId w:val="7"/>
@@ -2983,6 +3545,76 @@
     <w:p>
       <w:pPr>
         <w:spacing w:line="360" w:lineRule="auto"/>
+        <w:ind w:firstLine="420"/>
+      </w:pPr>
+      <w:r>
+        <w:rPr>
+          <w:sz w:val="24"/>
+          <w:szCs w:val="24"/>
+          <w:rFonts w:eastAsia="仿宋_GB2312"/>
+        </w:rPr>
+        <w:t xml:space="preserve">六、220kV变电站施工人员组织</w:t>
+      </w:r>
+    </w:p>
+    <w:p>
+      <w:pPr>
+        <w:spacing w:line="360" w:lineRule="auto"/>
+        <w:ind w:firstLine="420"/>
+      </w:pPr>
+      <w:r>
+        <w:rPr>
+          <w:sz w:val="24"/>
+          <w:szCs w:val="24"/>
+          <w:rFonts w:eastAsia="仿宋_GB2312"/>
+        </w:rPr>
+        <w:t xml:space="preserve">鉴于220kV变电站的高安全要求和复杂设备环境，每座220kV变电站的施工安排如下人员配置：技术负责人1名（现场总指挥，负责技术决策和安全管控）；高级施工工程师2名（负责I区核心设备和II区设备的探针部署和策略配置）；网络工程师1名（负责网络设备接入和网络层策略配置）；质量检验员1名（负责施工过程和成果的质量检查）；安全监护员1名（由甲方安排或双方协商确定，负责施工全程安全监护）。</w:t>
+      </w:r>
+    </w:p>
+    <w:p>
+      <w:pPr>
+        <w:spacing w:line="360" w:lineRule="auto"/>
+        <w:ind w:firstLine="420"/>
+      </w:pPr>
+      <w:r>
+        <w:rPr>
+          <w:sz w:val="24"/>
+          <w:szCs w:val="24"/>
+          <w:rFonts w:eastAsia="仿宋_GB2312"/>
+        </w:rPr>
+        <w:t xml:space="preserve">每座220kV变电站的计划施工周期为3-4天（不含前期踏勘和后期补充整改），具体时间安排：第一天进行设备信息核实、系统备份和I区核心设备探针安装；第二天进行II区设备探针安装和网络设备接入；第三天进行策略精细化配置和监测装置维护；第四天进行告警测试、基线加固和质量检查。如某站设备数量较多或遇到技术问题，可适当延长1天。</w:t>
+      </w:r>
+    </w:p>
+    <w:p>
+      <w:pPr>
+        <w:spacing w:line="360" w:lineRule="auto"/>
+        <w:ind w:firstLine="420"/>
+      </w:pPr>
+      <w:r>
+        <w:rPr>
+          <w:sz w:val="24"/>
+          <w:szCs w:val="24"/>
+          <w:rFonts w:eastAsia="仿宋_GB2312"/>
+        </w:rPr>
+        <w:t xml:space="preserve">七、220kV变电站质量验收标准</w:t>
+      </w:r>
+    </w:p>
+    <w:p>
+      <w:pPr>
+        <w:spacing w:line="360" w:lineRule="auto"/>
+        <w:ind w:firstLine="420"/>
+      </w:pPr>
+      <w:r>
+        <w:rPr>
+          <w:sz w:val="24"/>
+          <w:szCs w:val="24"/>
+          <w:rFonts w:eastAsia="仿宋_GB2312"/>
+        </w:rPr>
+        <w:t xml:space="preserve">每座220kV变电站施工完成后，需通过以下验收检查：所有设备探针安装完成且运行正常（探针进程在线率100%）；所有设备策略配置完整合规（无遗漏配置项）；网络设备监测接入完成（交换机镜像配置正确、防火墙日志输出正确）；监测装置版本升级完成并通过校验；告警测试全部通过（每种告警类型至少测试1次）；资产信息核对完成（信息完整准确）。</w:t>
+      </w:r>
+    </w:p>
+    <w:p>
+      <w:pPr>
+        <w:spacing w:line="360" w:lineRule="auto"/>
       </w:pPr>
     </w:p>
     <w:p>
@@ -3902,6 +4534,48 @@
       </w:pPr>
       <w:r>
         <w:rPr>
+          <w:sz w:val="24"/>
+          <w:szCs w:val="24"/>
+          <w:rFonts w:eastAsia="仿宋_GB2312"/>
+        </w:rPr>
+        <w:t xml:space="preserve">从新疆地区电力网络安全的实际情况看，奎屯供电公司所辖35座110kV变电站承担着奎屯市及周边区域的电力供应保障任务，服务范围覆盖工业园区、商业区、居民区和农业灌溉区等多种用电场景。这些变电站的安全稳定运行直接关系到数十万居民的生产生活用电和数百家企业的正常生产运营。一旦因网络安全事件导致变电站运行异常或停电，将对区域经济社会发展造成不可估量的影响。</w:t>
+      </w:r>
+    </w:p>
+    <w:p>
+      <w:pPr>
+        <w:spacing w:line="360" w:lineRule="auto"/>
+        <w:ind w:firstLine="420"/>
+      </w:pPr>
+      <w:r>
+        <w:rPr>
+          <w:sz w:val="24"/>
+          <w:szCs w:val="24"/>
+          <w:rFonts w:eastAsia="仿宋_GB2312"/>
+        </w:rPr>
+        <w:t xml:space="preserve">从电力监控系统网络安全监测技术的发展历程来看，我国电力行业的网络安全防护经历了从"无防护"到"边界防护"再到"纵深防御"的演进过程。当前正处于从"纵深防御"向"主动感知+智能防御"升级的关键阶段。网络安全探针作为实现主动感知的核心技术手段，其全面部署和精细化配置是构建新一代电力网络安全防护体系的基础工程。</w:t>
+      </w:r>
+    </w:p>
+    <w:p>
+      <w:pPr>
+        <w:spacing w:line="360" w:lineRule="auto"/>
+        <w:ind w:firstLine="420"/>
+      </w:pPr>
+      <w:r>
+        <w:rPr>
+          <w:sz w:val="24"/>
+          <w:szCs w:val="24"/>
+          <w:rFonts w:eastAsia="仿宋_GB2312"/>
+        </w:rPr>
+        <w:t xml:space="preserve">本项目的实施正处于国家电网公司网络安全"三年攻坚"行动的关键期，各级供电企业都在加速推进网络安全监测能力建设。奎屯供电公司通过本项目的实施，将一举解决35座110kV变电站在网络安全监测方面存在的短板问题，使公司的网络安全防护水平跻身新疆电力系统前列。</w:t>
+      </w:r>
+    </w:p>
+    <w:p>
+      <w:pPr>
+        <w:spacing w:line="360" w:lineRule="auto"/>
+        <w:ind w:firstLine="420"/>
+      </w:pPr>
+      <w:r>
+        <w:rPr>
           <w:rFonts w:ascii="宋体" w:hAnsi="宋体" w:eastAsia="宋体"/>
           <w:sz w:val="24"/>
         </w:rPr>
@@ -4273,41 +4947,29 @@
     <w:p>
       <w:pPr>
         <w:spacing w:line="360" w:lineRule="auto"/>
-        <w:ind w:firstLine="420"/>
-      </w:pPr>
-      <w:r>
-        <w:rPr>
-          <w:rFonts w:ascii="宋体" w:hAnsi="宋体" w:eastAsia="宋体"/>
-          <w:sz w:val="24"/>
-        </w:rPr>
-        <w:t>完成全部35座变电站的设备告警测试工作，按照调度提供的告警测试项内容逐一进行告警触发和验证。配合主站网络安全管理平台完成探针核查调阅工作，确保主站侧能够正确接收、解析和展示厂站侧各设备的监测数据和告警信息。最终使35座变电站的网络安全监测能力全面通过电调〔2023〕28号文件规定的各项验收指标。</w:t>
-      </w:r>
-    </w:p>
-    <w:p>
-      <w:pPr>
-        <w:spacing w:line="360" w:lineRule="auto"/>
         <w:ind w:firstLine="420" w:firstLineChars="0"/>
         <w:outlineLvl w:val="3"/>
       </w:pPr>
       <w:r>
         <w:rPr>
-          <w:rFonts w:ascii="宋体" w:hAnsi="宋体" w:eastAsia="宋体"/>
-          <w:sz w:val="24"/>
-        </w:rPr>
-        <w:t>（6）完善资产信息管理</w:t>
-      </w:r>
-    </w:p>
-    <w:p>
-      <w:pPr>
-        <w:spacing w:line="360" w:lineRule="auto"/>
-        <w:ind w:firstLine="420"/>
-      </w:pPr>
-      <w:r>
-        <w:rPr>
-          <w:rFonts w:ascii="宋体" w:hAnsi="宋体" w:eastAsia="宋体"/>
-          <w:sz w:val="24"/>
-        </w:rPr>
-        <w:t>对35座变电站所有电力监控系统设备的资产配置信息进行全面核查和补录，确保资产管理平台中记录的设备名称、IP地址、操作系统版本、应用软件版本、网络连接关系等信息完整准确。进行资产在线核对工作，对比资产台账信息与实际设备状态，及时修正不一致项，建立完整、准确、及时更新的电力监控系统资产管理信息库。</w:t>
+          <w:sz w:val="24"/>
+          <w:szCs w:val="24"/>
+          <w:rFonts w:eastAsia="仿宋_GB2312"/>
+        </w:rPr>
+        <w:t xml:space="preserve">项目验收通过后，35座变电站的网络安全监测系统将具备以下核心能力：实时监测所有电力监控系统设备的运行状态和安全事件；精准识别各类网络攻击行为和内部异常操作；快速定位安全事件的影响范围和攻击路径；为应急响应提供完整的事件证据链。这些能力的建立，标志着奎屯供电公司35座110kV变电站的网络安全防护从"被动挨打"转向"主动感知"，实现了质的飞跃。</w:t>
+      </w:r>
+    </w:p>
+    <w:p>
+      <w:pPr>
+        <w:spacing w:line="360" w:lineRule="auto"/>
+        <w:ind w:firstLine="420"/>
+      </w:pPr>
+      <w:r>
+        <w:rPr>
+          <w:rFonts w:ascii="宋体" w:hAnsi="宋体" w:eastAsia="宋体"/>
+          <w:sz w:val="24"/>
+        </w:rPr>
+        <w:t>完成全部35座变电站的设备告警测试工作，按照调度提供的告警测试项内容逐一进行告警触发和验证。配合主站网络安全管理平台完成探针核查调阅工作，确保主站侧能够正确接收、解析和展示厂站侧各设备的监测数据和告警信息。最终使35座变电站的网络安全监测能力全面通过电调〔2023〕28号文件规定的各项验收指标。</w:t>
       </w:r>
     </w:p>
     <w:p>
@@ -4321,6 +4983,33 @@
           <w:rFonts w:ascii="宋体" w:hAnsi="宋体" w:eastAsia="宋体"/>
           <w:sz w:val="24"/>
         </w:rPr>
+        <w:t>（6）完善资产信息管理</w:t>
+      </w:r>
+    </w:p>
+    <w:p>
+      <w:pPr>
+        <w:spacing w:line="360" w:lineRule="auto"/>
+        <w:ind w:firstLine="420"/>
+      </w:pPr>
+      <w:r>
+        <w:rPr>
+          <w:rFonts w:ascii="宋体" w:hAnsi="宋体" w:eastAsia="宋体"/>
+          <w:sz w:val="24"/>
+        </w:rPr>
+        <w:t>对35座变电站所有电力监控系统设备的资产配置信息进行全面核查和补录，确保资产管理平台中记录的设备名称、IP地址、操作系统版本、应用软件版本、网络连接关系等信息完整准确。进行资产在线核对工作，对比资产台账信息与实际设备状态，及时修正不一致项，建立完整、准确、及时更新的电力监控系统资产管理信息库。</w:t>
+      </w:r>
+    </w:p>
+    <w:p>
+      <w:pPr>
+        <w:spacing w:line="360" w:lineRule="auto"/>
+        <w:ind w:firstLine="420" w:firstLineChars="0"/>
+        <w:outlineLvl w:val="3"/>
+      </w:pPr>
+      <w:r>
+        <w:rPr>
+          <w:rFonts w:ascii="宋体" w:hAnsi="宋体" w:eastAsia="宋体"/>
+          <w:sz w:val="24"/>
+        </w:rPr>
         <w:t>（7）完成主机安全基线加固</w:t>
       </w:r>
     </w:p>
@@ -4562,6 +5251,34 @@
     <w:p>
       <w:pPr>
         <w:spacing w:line="360" w:lineRule="auto"/>
+        <w:ind w:firstLine="420"/>
+      </w:pPr>
+      <w:r>
+        <w:rPr>
+          <w:sz w:val="24"/>
+          <w:szCs w:val="24"/>
+          <w:rFonts w:eastAsia="仿宋_GB2312"/>
+        </w:rPr>
+        <w:t xml:space="preserve">针对设备兼容性问题，我们制定了系统化的评估和处理方案。在项目启动阶段，首先对35座变电站的设备清单进行全面梳理，按照设备品牌、型号、操作系统版本、投运年份等维度进行分类统计。对于每种设备类型，提前与设备厂商和探针软件厂商确认兼容性列表。对于不在兼容性列表内的设备，在试点阶段进行单独验证。对于经评估确实无法安装探针的老旧设备，及时列出清单报甲方确认，并提出替代监测方案（如通过网络流量镜像方式实现间接监测）。</w:t>
+      </w:r>
+    </w:p>
+    <w:p>
+      <w:pPr>
+        <w:spacing w:line="360" w:lineRule="auto"/>
+        <w:ind w:firstLine="420"/>
+      </w:pPr>
+      <w:r>
+        <w:rPr>
+          <w:sz w:val="24"/>
+          <w:szCs w:val="24"/>
+          <w:rFonts w:eastAsia="仿宋_GB2312"/>
+        </w:rPr>
+        <w:t xml:space="preserve">从操作系统分布来看，35座110kV变电站内的设备主要运行以下系统：Windows Server 2008/2012/2016/2019、Windows 7/10 Embedded、Linux（CentOS 6/7、Red Hat等）、以及各厂商自研的嵌入式操作系统。不同操作系统版本对应不同版本的探针软件，安装方式和配置方法各有差异。项目团队需要熟练掌握各种系统环境下的探针安装和配置技术。</w:t>
+      </w:r>
+    </w:p>
+    <w:p>
+      <w:pPr>
+        <w:spacing w:line="360" w:lineRule="auto"/>
         <w:ind w:firstLine="420" w:firstLineChars="0"/>
         <w:outlineLvl w:val="4"/>
       </w:pPr>
@@ -4643,6 +5360,34 @@
     <w:p>
       <w:pPr>
         <w:spacing w:line="360" w:lineRule="auto"/>
+        <w:ind w:firstLine="420"/>
+      </w:pPr>
+      <w:r>
+        <w:rPr>
+          <w:sz w:val="24"/>
+          <w:szCs w:val="24"/>
+          <w:rFonts w:eastAsia="仿宋_GB2312"/>
+        </w:rPr>
+        <w:t xml:space="preserve">针对主机安全基线加固的风险控制，我们制定了"评估-备份-加固-验证-监控"五步法操作流程：第一步，对每台设备进行加固前安全评估，确认当前不合规项和加固措施；第二步，对设备进行完整系统备份，确保可随时回退；第三步，按照加固方案逐项执行加固操作，每完成一项立即验证功能正常；第四步，加固完成后进行全面功能验证测试；第五步，加固后持续监控设备运行状态至少24小时，确认无延迟性异常。</w:t>
+      </w:r>
+    </w:p>
+    <w:p>
+      <w:pPr>
+        <w:spacing w:line="360" w:lineRule="auto"/>
+        <w:ind w:firstLine="420"/>
+      </w:pPr>
+      <w:r>
+        <w:rPr>
+          <w:sz w:val="24"/>
+          <w:szCs w:val="24"/>
+          <w:rFonts w:eastAsia="仿宋_GB2312"/>
+        </w:rPr>
+        <w:t xml:space="preserve">对于关键控制设备（如远动装置、安全自动装置等），主机加固操作必须在设备冗余配置切换后进行，确保加固期间有备用设备持续承载业务功能。加固完成并验证正常后，再对备用设备进行相同的加固操作。通过这种"主备轮换加固"的方式，确保加固全过程业务零中断。</w:t>
+      </w:r>
+    </w:p>
+    <w:p>
+      <w:pPr>
+        <w:spacing w:line="360" w:lineRule="auto"/>
         <w:ind w:firstLine="420" w:firstLineChars="0"/>
         <w:outlineLvl w:val="4"/>
       </w:pPr>
@@ -4670,6 +5415,34 @@
     <w:p>
       <w:pPr>
         <w:spacing w:line="360" w:lineRule="auto"/>
+        <w:ind w:firstLine="420"/>
+      </w:pPr>
+      <w:r>
+        <w:rPr>
+          <w:sz w:val="24"/>
+          <w:szCs w:val="24"/>
+          <w:rFonts w:eastAsia="仿宋_GB2312"/>
+        </w:rPr>
+        <w:t xml:space="preserve">针对工期紧张问题，我们制定了科学高效的施工组织方案。通过"前期充分准备、试点快速验证、并行分批推进、验收集中收尾"的四阶段策略，将有限的工期进行合理分配。其中，试点阶段形成的标准化模板和流程，将大幅提升后续批量施工的效率。同时，配备2-3个施工小组并行作业，在保证每组施工质量的前提下成倍提升整体进度。我们的经验表明，经过良好的前期准备和试点验证，后续批量施工阶段单站施工效率可比初期提升50%以上。</w:t>
+      </w:r>
+    </w:p>
+    <w:p>
+      <w:pPr>
+        <w:spacing w:line="360" w:lineRule="auto"/>
+        <w:ind w:firstLine="420"/>
+      </w:pPr>
+      <w:r>
+        <w:rPr>
+          <w:sz w:val="24"/>
+          <w:szCs w:val="24"/>
+          <w:rFonts w:eastAsia="仿宋_GB2312"/>
+        </w:rPr>
+        <w:t xml:space="preserve">此外，我们引入精益施工管理理念，对每座变电站的施工流程进行精细化分解和时间估算，识别关键路径和并行操作窗口。例如，在等待系统备份完成的间隙可以同步进行设备信息核实工作；在等待探针安装完成的过程中可以并行配置网络设备监测接入。通过充分利用等待时间和并行操作，预计可将单站施工时间压缩20-30%。</w:t>
+      </w:r>
+    </w:p>
+    <w:p>
+      <w:pPr>
+        <w:spacing w:line="360" w:lineRule="auto"/>
       </w:pPr>
     </w:p>
     <w:p>
@@ -4709,7 +5482,7 @@
           <w:rFonts w:ascii="宋体" w:hAnsi="宋体" w:eastAsia="宋体"/>
           <w:sz w:val="24"/>
         </w:rPr>
-        <w:t>第一阶段：充分准备阶段（第1-15天）</w:t>
+        <w:t>第一阶段：充分准备阶段（2026.7.6-7.20，第1-15天）</w:t>
       </w:r>
     </w:p>
     <w:p>
@@ -4784,6 +5557,20 @@
       </w:pPr>
       <w:r>
         <w:rPr>
+          <w:sz w:val="24"/>
+          <w:szCs w:val="24"/>
+          <w:rFonts w:eastAsia="仿宋_GB2312"/>
+        </w:rPr>
+        <w:t xml:space="preserve">物资准备工作清单包括：便携式计算机3台（已完成操作系统加固和安全软件安装）；专用U盘10个（已格式化并进行安全检测）；Console线缆（DB9和RJ45两种接口各5根）；网线若干（直连线和交叉线各备10根）；标签打印机1台（用于设备标识和线缆标记）；电工工具套装2套；万用表2台；光功率计1台；各型号光纤跳线若干。所有电子设备在使用前均经过杀毒软件全盘扫描和安全检查，确保不携带恶意代码。</w:t>
+      </w:r>
+    </w:p>
+    <w:p>
+      <w:pPr>
+        <w:spacing w:line="360" w:lineRule="auto"/>
+        <w:ind w:firstLine="420"/>
+      </w:pPr>
+      <w:r>
+        <w:rPr>
           <w:rFonts w:ascii="宋体" w:hAnsi="宋体" w:eastAsia="宋体"/>
           <w:sz w:val="24"/>
         </w:rPr>
@@ -4810,10 +5597,52 @@
       </w:pPr>
       <w:r>
         <w:rPr>
-          <w:rFonts w:ascii="宋体" w:hAnsi="宋体" w:eastAsia="宋体"/>
-          <w:sz w:val="24"/>
-        </w:rPr>
-        <w:t>第二阶段：试点验证阶段（第16-30天）</w:t>
+          <w:sz w:val="24"/>
+          <w:szCs w:val="24"/>
+          <w:rFonts w:eastAsia="仿宋_GB2312"/>
+        </w:rPr>
+        <w:t xml:space="preserve">（7）制定详细的施工进度计划。根据35座变电站的地理分布和设备情况，编制Gantt图形式的施工进度计划。计划中明确每个批次、每座变电站的计划施工时间、人员安排、关键节点和交付成果。进度计划报甲方审核确认后作为项目执行的纲领性文件。</w:t>
+      </w:r>
+    </w:p>
+    <w:p>
+      <w:pPr>
+        <w:spacing w:line="360" w:lineRule="auto"/>
+        <w:ind w:firstLine="420"/>
+      </w:pPr>
+      <w:r>
+        <w:rPr>
+          <w:sz w:val="24"/>
+          <w:szCs w:val="24"/>
+          <w:rFonts w:eastAsia="仿宋_GB2312"/>
+        </w:rPr>
+        <w:t xml:space="preserve">（8）建立项目沟通机制。与甲方约定项目沟通的方式和频率：每日晚间通过微信工作群汇报当日工作进展；每周五提交周报；每个阶段结束提交阶段总结报告。重大问题或变更事项通过正式邮件确认。</w:t>
+      </w:r>
+    </w:p>
+    <w:p>
+      <w:pPr>
+        <w:spacing w:line="360" w:lineRule="auto"/>
+        <w:ind w:firstLine="420"/>
+      </w:pPr>
+      <w:r>
+        <w:rPr>
+          <w:sz w:val="24"/>
+          <w:szCs w:val="24"/>
+          <w:rFonts w:eastAsia="仿宋_GB2312"/>
+        </w:rPr>
+        <w:t xml:space="preserve">（9）风险预判与预案准备。识别项目实施过程中可能遇到的主要风险（如设备兼容性问题、通信中断、进度延误等），针对每类风险制定应对预案和处置流程，确保出现风险时能够快速有效应对。</w:t>
+      </w:r>
+    </w:p>
+    <w:p>
+      <w:pPr>
+        <w:spacing w:line="360" w:lineRule="auto"/>
+        <w:ind w:firstLine="420"/>
+      </w:pPr>
+      <w:r>
+        <w:rPr>
+          <w:rFonts w:ascii="宋体" w:hAnsi="宋体" w:eastAsia="宋体"/>
+          <w:sz w:val="24"/>
+        </w:rPr>
+        <w:t>第二阶段：试点验证阶段（2026.7.21-8.4，第16-30天）</w:t>
       </w:r>
     </w:p>
     <w:p>
@@ -4878,7 +5707,7 @@
           <w:rFonts w:ascii="宋体" w:hAnsi="宋体" w:eastAsia="宋体"/>
           <w:sz w:val="24"/>
         </w:rPr>
-        <w:t>第三阶段：全面推进阶段（第31-75天）</w:t>
+        <w:t>第三阶段：全面推进阶段（2026.8.5-11.13，第31-130天）</w:t>
       </w:r>
     </w:p>
     <w:p>
@@ -4966,10 +5795,80 @@
       </w:pPr>
       <w:r>
         <w:rPr>
-          <w:rFonts w:ascii="宋体" w:hAnsi="宋体" w:eastAsia="宋体"/>
-          <w:sz w:val="24"/>
-        </w:rPr>
-        <w:t>第四阶段：验收收尾阶段（第76-90天）</w:t>
+          <w:sz w:val="24"/>
+          <w:szCs w:val="24"/>
+          <w:rFonts w:eastAsia="仿宋_GB2312"/>
+        </w:rPr>
+        <w:t xml:space="preserve">施工过程中的具体技术操作要点如下：</w:t>
+      </w:r>
+    </w:p>
+    <w:p>
+      <w:pPr>
+        <w:spacing w:line="360" w:lineRule="auto"/>
+        <w:ind w:firstLine="420"/>
+      </w:pPr>
+      <w:r>
+        <w:rPr>
+          <w:sz w:val="24"/>
+          <w:szCs w:val="24"/>
+          <w:rFonts w:eastAsia="仿宋_GB2312"/>
+        </w:rPr>
+        <w:t xml:space="preserve">（1）探针安装操作规范：安装前检查系统资源（CPU利用率&lt;70%、可用内存&gt;500MB、磁盘空间&gt;2GB）；安装过程中监控系统性能指标变化；安装完成后验证探针服务正常启动且系统资源消耗在可接受范围内（探针进程CPU占用&lt;5%、内存占用&lt;200MB）。</w:t>
+      </w:r>
+    </w:p>
+    <w:p>
+      <w:pPr>
+        <w:spacing w:line="360" w:lineRule="auto"/>
+        <w:ind w:firstLine="420"/>
+      </w:pPr>
+      <w:r>
+        <w:rPr>
+          <w:sz w:val="24"/>
+          <w:szCs w:val="24"/>
+          <w:rFonts w:eastAsia="仿宋_GB2312"/>
+        </w:rPr>
+        <w:t xml:space="preserve">（2）策略配置操作规范：白名单配置前使用网络抓包工具采集设备通信关系（建议采集时间不少于4小时覆盖各时段通信）；配置完成后进入观察模式运行24小时，分析是否存在合法通信被拦截的情况；确认无误后切换为防护模式。</w:t>
+      </w:r>
+    </w:p>
+    <w:p>
+      <w:pPr>
+        <w:spacing w:line="360" w:lineRule="auto"/>
+        <w:ind w:firstLine="420"/>
+      </w:pPr>
+      <w:r>
+        <w:rPr>
+          <w:sz w:val="24"/>
+          <w:szCs w:val="24"/>
+          <w:rFonts w:eastAsia="仿宋_GB2312"/>
+        </w:rPr>
+        <w:t xml:space="preserve">（3）监测装置升级操作规范：升级前备份当前版本软件和配置文件；升级过程中保持另一台冗余装置在线运行；升级完成后验证双平面通信正常、数据上送正常、对时偏差&lt;3秒；完成版本校验确认。</w:t>
+      </w:r>
+    </w:p>
+    <w:p>
+      <w:pPr>
+        <w:spacing w:line="360" w:lineRule="auto"/>
+        <w:ind w:firstLine="420"/>
+      </w:pPr>
+      <w:r>
+        <w:rPr>
+          <w:sz w:val="24"/>
+          <w:szCs w:val="24"/>
+          <w:rFonts w:eastAsia="仿宋_GB2312"/>
+        </w:rPr>
+        <w:t xml:space="preserve">（4）安全基线加固操作规范：加固前完整备份系统配置；逐项执行加固措施，每执行一项立即验证业务功能；加固后进行全面功能测试确认各项业务正常运行。</w:t>
+      </w:r>
+    </w:p>
+    <w:p>
+      <w:pPr>
+        <w:spacing w:line="360" w:lineRule="auto"/>
+        <w:ind w:firstLine="420"/>
+      </w:pPr>
+      <w:r>
+        <w:rPr>
+          <w:rFonts w:ascii="宋体" w:hAnsi="宋体" w:eastAsia="宋体"/>
+          <w:sz w:val="24"/>
+        </w:rPr>
+        <w:t>第四阶段：验收收尾阶段（2026.11.14-12.31，第131-180天）</w:t>
       </w:r>
     </w:p>
     <w:p>
@@ -5041,6 +5940,175 @@
       <w:pPr>
         <w:spacing w:line="360" w:lineRule="auto"/>
       </w:pPr>
+    </w:p>
+    <w:p>
+      <w:pPr>
+        <w:spacing w:line="360" w:lineRule="auto"/>
+      </w:pPr>
+      <w:r>
+        <w:rPr>
+          <w:sz w:val="24"/>
+          <w:szCs w:val="24"/>
+          <w:rFonts w:eastAsia="仿宋_GB2312"/>
+        </w:rPr>
+        <w:t xml:space="preserve">项目质量管控体系</w:t>
+      </w:r>
+    </w:p>
+    <w:p>
+      <w:pPr>
+        <w:spacing w:line="360" w:lineRule="auto"/>
+      </w:pPr>
+      <w:r>
+        <w:rPr>
+          <w:sz w:val="24"/>
+          <w:szCs w:val="24"/>
+          <w:rFonts w:eastAsia="仿宋_GB2312"/>
+        </w:rPr>
+        <w:t xml:space="preserve">本项目建立四级质量管控体系确保施工质量：</w:t>
+      </w:r>
+    </w:p>
+    <w:p>
+      <w:pPr>
+        <w:spacing w:line="360" w:lineRule="auto"/>
+      </w:pPr>
+      <w:r>
+        <w:rPr>
+          <w:sz w:val="24"/>
+          <w:szCs w:val="24"/>
+          <w:rFonts w:eastAsia="仿宋_GB2312"/>
+        </w:rPr>
+        <w:t xml:space="preserve">（1）施工人员自检：每台设备施工完成后，施工人员按照标准检查表进行自检，确认各项配置完整准确、功能正常运行。自检不通过不得进入下一台设备的施工。</w:t>
+      </w:r>
+    </w:p>
+    <w:p>
+      <w:pPr>
+        <w:spacing w:line="360" w:lineRule="auto"/>
+      </w:pPr>
+      <w:r>
+        <w:rPr>
+          <w:sz w:val="24"/>
+          <w:szCs w:val="24"/>
+          <w:rFonts w:eastAsia="仿宋_GB2312"/>
+        </w:rPr>
+        <w:t xml:space="preserve">（2）组内互检：同一施工小组内，由另一名工程师对已完成设备进行交叉检查，重点核查策略配置的准确性和完整性。</w:t>
+      </w:r>
+    </w:p>
+    <w:p>
+      <w:pPr>
+        <w:spacing w:line="360" w:lineRule="auto"/>
+      </w:pPr>
+      <w:r>
+        <w:rPr>
+          <w:sz w:val="24"/>
+          <w:szCs w:val="24"/>
+          <w:rFonts w:eastAsia="仿宋_GB2312"/>
+        </w:rPr>
+        <w:t xml:space="preserve">（3）质量检验员专检：每个施工批次完成后，由专职质量检验员进行独立的质量检查。检查内容包括：探针安装完整性、策略配置合规性、告警触发有效性、文档记录规范性等。</w:t>
+      </w:r>
+    </w:p>
+    <w:p>
+      <w:pPr>
+        <w:spacing w:line="360" w:lineRule="auto"/>
+      </w:pPr>
+      <w:r>
+        <w:rPr>
+          <w:sz w:val="24"/>
+          <w:szCs w:val="24"/>
+          <w:rFonts w:eastAsia="仿宋_GB2312"/>
+        </w:rPr>
+        <w:t xml:space="preserve">（4）甲方确认验收：每座变电站全部工作完成并通过内部质检后，邀请甲方代表进行确认验收。验收通过后，该站施工正式完成。</w:t>
+      </w:r>
+    </w:p>
+    <w:p>
+      <w:pPr>
+        <w:spacing w:line="360" w:lineRule="auto"/>
+      </w:pPr>
+      <w:r>
+        <w:rPr>
+          <w:sz w:val="24"/>
+          <w:szCs w:val="24"/>
+          <w:rFonts w:eastAsia="仿宋_GB2312"/>
+        </w:rPr>
+        <w:t xml:space="preserve">项目安全管理措施</w:t>
+      </w:r>
+    </w:p>
+    <w:p>
+      <w:pPr>
+        <w:spacing w:line="360" w:lineRule="auto"/>
+      </w:pPr>
+      <w:r>
+        <w:rPr>
+          <w:sz w:val="24"/>
+          <w:szCs w:val="24"/>
+          <w:rFonts w:eastAsia="仿宋_GB2312"/>
+        </w:rPr>
+        <w:t xml:space="preserve">施工安全是项目管理的首要任务，具体安全管理措施包括：</w:t>
+      </w:r>
+    </w:p>
+    <w:p>
+      <w:pPr>
+        <w:spacing w:line="360" w:lineRule="auto"/>
+      </w:pPr>
+      <w:r>
+        <w:rPr>
+          <w:sz w:val="24"/>
+          <w:szCs w:val="24"/>
+          <w:rFonts w:eastAsia="仿宋_GB2312"/>
+        </w:rPr>
+        <w:t xml:space="preserve">（1）安全组织保障：设立项目安全领导小组，明确安全第一责任人。每个施工小组配备兼职安全员，负责日常安全管理。</w:t>
+      </w:r>
+    </w:p>
+    <w:p>
+      <w:pPr>
+        <w:spacing w:line="360" w:lineRule="auto"/>
+      </w:pPr>
+      <w:r>
+        <w:rPr>
+          <w:sz w:val="24"/>
+          <w:szCs w:val="24"/>
+          <w:rFonts w:eastAsia="仿宋_GB2312"/>
+        </w:rPr>
+        <w:t xml:space="preserve">（2）安全制度保障：严格执行工作票制度、操作票制度和安全交底制度。每次进站施工前必须办理相应的安全手续。</w:t>
+      </w:r>
+    </w:p>
+    <w:p>
+      <w:pPr>
+        <w:spacing w:line="360" w:lineRule="auto"/>
+      </w:pPr>
+      <w:r>
+        <w:rPr>
+          <w:sz w:val="24"/>
+          <w:szCs w:val="24"/>
+          <w:rFonts w:eastAsia="仿宋_GB2312"/>
+        </w:rPr>
+        <w:t xml:space="preserve">（3）安全技术保障：编制详细的安全技术措施，明确各操作环节的安全注意事项和禁止行为。使用的工具设备经过安全检验。</w:t>
+      </w:r>
+    </w:p>
+    <w:p>
+      <w:pPr>
+        <w:spacing w:line="360" w:lineRule="auto"/>
+      </w:pPr>
+      <w:r>
+        <w:rPr>
+          <w:sz w:val="24"/>
+          <w:szCs w:val="24"/>
+          <w:rFonts w:eastAsia="仿宋_GB2312"/>
+        </w:rPr>
+        <w:t xml:space="preserve">（4）安全监督保障：施工全程接受甲方安全监督人员的监督检查。发现违章行为立即制止并整改。</w:t>
+      </w:r>
+    </w:p>
+    <w:p>
+      <w:pPr>
+        <w:spacing w:line="360" w:lineRule="auto"/>
+      </w:pPr>
+      <w:r>
+        <w:rPr>
+          <w:sz w:val="24"/>
+          <w:szCs w:val="24"/>
+          <w:rFonts w:eastAsia="仿宋_GB2312"/>
+        </w:rPr>
+        <w:t xml:space="preserve">（5）应急管理保障：制定施工应急预案，开展应急演练。配备应急处置所需的工具和备品备件。建立应急通信联络机制。</w:t>
+      </w:r>
     </w:p>
     <w:p>
       <w:pPr>
@@ -5288,6 +6356,258 @@
     <w:p>
       <w:pPr>
         <w:spacing w:line="360" w:lineRule="auto"/>
+        <w:ind w:firstLine="420"/>
+      </w:pPr>
+      <w:r>
+        <w:rPr>
+          <w:sz w:val="24"/>
+          <w:szCs w:val="24"/>
+          <w:rFonts w:eastAsia="仿宋_GB2312"/>
+        </w:rPr>
+        <w:t xml:space="preserve">（9）建立分级响应的告警处置机制</w:t>
+      </w:r>
+    </w:p>
+    <w:p>
+      <w:pPr>
+        <w:spacing w:line="360" w:lineRule="auto"/>
+        <w:ind w:firstLine="420"/>
+      </w:pPr>
+      <w:r>
+        <w:rPr>
+          <w:sz w:val="24"/>
+          <w:szCs w:val="24"/>
+          <w:rFonts w:eastAsia="仿宋_GB2312"/>
+        </w:rPr>
+        <w:t xml:space="preserve">建议根据告警级别建立分级响应机制：低级告警（信息类）由值班人员记录并定期分析；中级告警（预警类）由运维工程师在4小时内进行分析研判；高级告警（威胁类）由安全负责人在30分钟内组织响应处置；紧急告警（攻击类）立即启动应急响应流程。分级响应机制能够合理分配有限的安全运维资源，确保真正的安全威胁得到及时处置。</w:t>
+      </w:r>
+    </w:p>
+    <w:p>
+      <w:pPr>
+        <w:spacing w:line="360" w:lineRule="auto"/>
+        <w:ind w:firstLine="420"/>
+      </w:pPr>
+      <w:r>
+        <w:rPr>
+          <w:sz w:val="24"/>
+          <w:szCs w:val="24"/>
+          <w:rFonts w:eastAsia="仿宋_GB2312"/>
+        </w:rPr>
+        <w:t xml:space="preserve">（10）定期开展策略有效性验证</w:t>
+      </w:r>
+    </w:p>
+    <w:p>
+      <w:pPr>
+        <w:spacing w:line="360" w:lineRule="auto"/>
+        <w:ind w:firstLine="420"/>
+      </w:pPr>
+      <w:r>
+        <w:rPr>
+          <w:sz w:val="24"/>
+          <w:szCs w:val="24"/>
+          <w:rFonts w:eastAsia="仿宋_GB2312"/>
+        </w:rPr>
+        <w:t xml:space="preserve">建议每季度对安全监测策略的有效性进行一次验证评估。验证方式包括：模拟构造各类攻击场景测试告警触发情况；统计分析历史告警数据评估误报率和漏报率；检查设备通信关系变化是否需要更新白名单；评估新增威胁是否需要添加检测规则。通过定期验证确保策略持续有效。</w:t>
+      </w:r>
+    </w:p>
+    <w:p>
+      <w:pPr>
+        <w:spacing w:line="360" w:lineRule="auto"/>
+        <w:ind w:firstLine="420"/>
+      </w:pPr>
+      <w:r>
+        <w:rPr>
+          <w:sz w:val="24"/>
+          <w:szCs w:val="24"/>
+          <w:rFonts w:eastAsia="仿宋_GB2312"/>
+        </w:rPr>
+        <w:t xml:space="preserve">（11）推进安全运维知识体系建设</w:t>
+      </w:r>
+    </w:p>
+    <w:p>
+      <w:pPr>
+        <w:spacing w:line="360" w:lineRule="auto"/>
+        <w:ind w:firstLine="420"/>
+      </w:pPr>
+      <w:r>
+        <w:rPr>
+          <w:sz w:val="24"/>
+          <w:szCs w:val="24"/>
+          <w:rFonts w:eastAsia="仿宋_GB2312"/>
+        </w:rPr>
+        <w:t xml:space="preserve">建议系统化建设网络安全运维知识体系，包括：编制各类设备的探针运维手册；建立常见告警的分析判断指南；形成典型安全事件的处置案例库；制定策略配置的最佳实践指南。知识体系的建设能够降低对个人经验的依赖，提升团队整体的安全运维能力。</w:t>
+      </w:r>
+    </w:p>
+    <w:p>
+      <w:pPr>
+        <w:spacing w:line="360" w:lineRule="auto"/>
+        <w:ind w:firstLine="420"/>
+      </w:pPr>
+      <w:r>
+        <w:rPr>
+          <w:sz w:val="24"/>
+          <w:szCs w:val="24"/>
+          <w:rFonts w:eastAsia="仿宋_GB2312"/>
+        </w:rPr>
+        <w:t xml:space="preserve">（9）建议建立项目长效服务机制</w:t>
+      </w:r>
+    </w:p>
+    <w:p>
+      <w:pPr>
+        <w:spacing w:line="360" w:lineRule="auto"/>
+        <w:ind w:firstLine="420"/>
+      </w:pPr>
+      <w:r>
+        <w:rPr>
+          <w:sz w:val="24"/>
+          <w:szCs w:val="24"/>
+          <w:rFonts w:eastAsia="仿宋_GB2312"/>
+        </w:rPr>
+        <w:t xml:space="preserve">鉴于网络安全是一个持续性的工作，建议在项目验收后建立长效的技术服务机制。包括：每季度对安全监测系统运行状况进行一次综合评估；根据新出现的安全威胁和策略规则更新需求，及时调整优化监测策略；对新增设备及时完成探针部署和策略配置；定期对运维人员进行技能培训和知识更新。通过长效服务机制确保安全监测体系持续有效运行。</w:t>
+      </w:r>
+    </w:p>
+    <w:p>
+      <w:pPr>
+        <w:spacing w:line="360" w:lineRule="auto"/>
+        <w:ind w:firstLine="420"/>
+      </w:pPr>
+      <w:r>
+        <w:rPr>
+          <w:sz w:val="24"/>
+          <w:szCs w:val="24"/>
+          <w:rFonts w:eastAsia="仿宋_GB2312"/>
+        </w:rPr>
+        <w:t xml:space="preserve">（10）建议开展安全演练验证监测效果</w:t>
+      </w:r>
+    </w:p>
+    <w:p>
+      <w:pPr>
+        <w:spacing w:line="360" w:lineRule="auto"/>
+        <w:ind w:firstLine="420"/>
+      </w:pPr>
+      <w:r>
+        <w:rPr>
+          <w:sz w:val="24"/>
+          <w:szCs w:val="24"/>
+          <w:rFonts w:eastAsia="仿宋_GB2312"/>
+        </w:rPr>
+        <w:t xml:space="preserve">建议在项目完成后定期（建议每半年一次）开展网络安全攻防演练，模拟各类网络攻击场景测试安全监测系统的检测能力和告警响应效果。通过演练发现监测策略的盲区和不足，持续优化改进。演练还能检验运维人员的应急响应能力和处置流程的有效性，实现"以演促防"的效果。</w:t>
+      </w:r>
+    </w:p>
+    <w:p>
+      <w:pPr>
+        <w:spacing w:line="360" w:lineRule="auto"/>
+        <w:ind w:firstLine="420"/>
+      </w:pPr>
+      <w:r>
+        <w:rPr>
+          <w:sz w:val="24"/>
+          <w:szCs w:val="24"/>
+          <w:rFonts w:eastAsia="仿宋_GB2312"/>
+        </w:rPr>
+        <w:t xml:space="preserve">（11）建议关注新技术应用前景</w:t>
+      </w:r>
+    </w:p>
+    <w:p>
+      <w:pPr>
+        <w:spacing w:line="360" w:lineRule="auto"/>
+        <w:ind w:firstLine="420"/>
+      </w:pPr>
+      <w:r>
+        <w:rPr>
+          <w:sz w:val="24"/>
+          <w:szCs w:val="24"/>
+          <w:rFonts w:eastAsia="仿宋_GB2312"/>
+        </w:rPr>
+        <w:t xml:space="preserve">建议持续关注AI安全分析、威胁情报共享、自动化编排响应（SOAR）、扩展检测响应（XDR）等新技术在电力系统网络安全领域的应用进展。在条件成熟时适时引入新技术手段，持续提升安全监测和防护的智能化水平。新技术的应用能够有效应对日益复杂的安全威胁形势，保持防护体系的先进性和有效性。</w:t>
+      </w:r>
+    </w:p>
+    <w:p>
+      <w:pPr>
+        <w:spacing w:line="360" w:lineRule="auto"/>
+        <w:ind w:firstLine="420"/>
+      </w:pPr>
+      <w:r>
+        <w:rPr>
+          <w:sz w:val="24"/>
+          <w:szCs w:val="24"/>
+          <w:rFonts w:eastAsia="仿宋_GB2312"/>
+        </w:rPr>
+        <w:t xml:space="preserve">（9）建立长效运维机制</w:t>
+      </w:r>
+    </w:p>
+    <w:p>
+      <w:pPr>
+        <w:spacing w:line="360" w:lineRule="auto"/>
+        <w:ind w:firstLine="420"/>
+      </w:pPr>
+      <w:r>
+        <w:rPr>
+          <w:sz w:val="24"/>
+          <w:szCs w:val="24"/>
+          <w:rFonts w:eastAsia="仿宋_GB2312"/>
+        </w:rPr>
+        <w:t xml:space="preserve">建议在项目完成后建立网络安全监测系统的长效运维机制。具体包括：制定安全监测系统日常巡检制度（每周至少一次系统状态检查）；建立策略动态优化机制（每月分析告警数据，持续优化策略配置）；建立探针版本管理制度（跟踪厂商发布的新版本，评估升级必要性）；建立人员培训计划（定期对运维人员进行安全监测系统操作培训）。</w:t>
+      </w:r>
+    </w:p>
+    <w:p>
+      <w:pPr>
+        <w:spacing w:line="360" w:lineRule="auto"/>
+        <w:ind w:firstLine="420"/>
+      </w:pPr>
+      <w:r>
+        <w:rPr>
+          <w:sz w:val="24"/>
+          <w:szCs w:val="24"/>
+          <w:rFonts w:eastAsia="仿宋_GB2312"/>
+        </w:rPr>
+        <w:t xml:space="preserve">（10）考虑与其他安全系统的联动</w:t>
+      </w:r>
+    </w:p>
+    <w:p>
+      <w:pPr>
+        <w:spacing w:line="360" w:lineRule="auto"/>
+        <w:ind w:firstLine="420"/>
+      </w:pPr>
+      <w:r>
+        <w:rPr>
+          <w:sz w:val="24"/>
+          <w:szCs w:val="24"/>
+          <w:rFonts w:eastAsia="仿宋_GB2312"/>
+        </w:rPr>
+        <w:t xml:space="preserve">建议在项目完成后，积极推动网络安全监测系统与其他安全防护系统的联动集成。例如：与防火墙联动实现自动封堵（当探针发现主机被入侵时，自动通知防火墙封锁相关IP）；与安全审计系统联动实现行为追溯（将探针告警与审计日志关联分析）；与态势感知平台联动实现全局态势展示。系统间的联动能够实现"1+1&gt;2"的协同防御效果。</w:t>
+      </w:r>
+    </w:p>
+    <w:p>
+      <w:pPr>
+        <w:spacing w:line="360" w:lineRule="auto"/>
+        <w:ind w:firstLine="420"/>
+      </w:pPr>
+      <w:r>
+        <w:rPr>
+          <w:sz w:val="24"/>
+          <w:szCs w:val="24"/>
+          <w:rFonts w:eastAsia="仿宋_GB2312"/>
+        </w:rPr>
+        <w:t xml:space="preserve">（11）数据驱动的持续改进</w:t>
+      </w:r>
+    </w:p>
+    <w:p>
+      <w:pPr>
+        <w:spacing w:line="360" w:lineRule="auto"/>
+        <w:ind w:firstLine="420"/>
+      </w:pPr>
+      <w:r>
+        <w:rPr>
+          <w:sz w:val="24"/>
+          <w:szCs w:val="24"/>
+          <w:rFonts w:eastAsia="仿宋_GB2312"/>
+        </w:rPr>
+        <w:t xml:space="preserve">建议建立数据驱动的安全监测持续改进机制。通过对告警数据、设备运行数据、威胁情报数据的持续分析，发现安全防护的薄弱环节和改进机会。定期（每季度）编制安全态势分析报告，为管理层决策提供数据支撑。</w:t>
+      </w:r>
+    </w:p>
+    <w:p>
+      <w:pPr>
+        <w:spacing w:line="360" w:lineRule="auto"/>
       </w:pPr>
     </w:p>
     <w:p>
@@ -5456,6 +6776,62 @@
     <w:p>
       <w:pPr>
         <w:spacing w:line="360" w:lineRule="auto"/>
+        <w:ind w:firstLine="420"/>
+      </w:pPr>
+      <w:r>
+        <w:rPr>
+          <w:sz w:val="24"/>
+          <w:szCs w:val="24"/>
+          <w:rFonts w:eastAsia="仿宋_GB2312"/>
+        </w:rPr>
+        <w:t xml:space="preserve">具体而言，本项目将为奎屯供电公司带来以下能力提升：一是建立起覆盖35座110kV变电站全部电力监控系统设备的实时安全监测能力，实现安全威胁的"看得见、看得清、看得全"；二是培养一支具备网络安全监测系统运维能力的专业团队，能够独立开展日常安全运维工作；三是形成一套标准化的安全监测管理流程和操作规范，确保安全监测系统长期稳定有效运行；四是积累35座变电站的网络安全基础数据（设备资产、通信关系、行为基线等），为后续的安全分析和决策提供数据基础。</w:t>
+      </w:r>
+    </w:p>
+    <w:p>
+      <w:pPr>
+        <w:spacing w:line="360" w:lineRule="auto"/>
+        <w:ind w:firstLine="420"/>
+      </w:pPr>
+      <w:r>
+        <w:rPr>
+          <w:sz w:val="24"/>
+          <w:szCs w:val="24"/>
+          <w:rFonts w:eastAsia="仿宋_GB2312"/>
+        </w:rPr>
+        <w:t xml:space="preserve">从投资效益角度分析，本项目的投入相对于其保护的资产价值和潜在风险损失而言，具有很高的投入产出比。35座110kV变电站涉及的电力设备资产价值数亿元，供电服务覆盖的社会经济产值更是不可估量。通过本项目的实施，有效降低了这些关键基础设施遭受网络攻击的风险，避免的潜在损失远超项目投入成本。</w:t>
+      </w:r>
+    </w:p>
+    <w:p>
+      <w:pPr>
+        <w:spacing w:line="360" w:lineRule="auto"/>
+        <w:ind w:firstLine="420"/>
+      </w:pPr>
+      <w:r>
+        <w:rPr>
+          <w:sz w:val="24"/>
+          <w:szCs w:val="24"/>
+          <w:rFonts w:eastAsia="仿宋_GB2312"/>
+        </w:rPr>
+        <w:t xml:space="preserve">本项目的实施将为奎屯供电公司建立起一支具备网络安全监测运维能力的专业团队。通过项目实施过程中的知识转移和操作培训，甲方运维人员将掌握安全监测系统的日常操作、告警分析和基本维护技能，为后续的自主运维打下坚实基础。</w:t>
+      </w:r>
+    </w:p>
+    <w:p>
+      <w:pPr>
+        <w:spacing w:line="360" w:lineRule="auto"/>
+        <w:ind w:firstLine="420"/>
+      </w:pPr>
+      <w:r>
+        <w:rPr>
+          <w:sz w:val="24"/>
+          <w:szCs w:val="24"/>
+          <w:rFonts w:eastAsia="仿宋_GB2312"/>
+        </w:rPr>
+        <w:t xml:space="preserve">同时，项目实施过程中建立的标准化操作规程、施工质量管理体系和文档管理规范，将作为企业知识资产沉淀下来，为后续类似项目的实施提供直接可复用的经验和模板。这些制度性成果的价值远超项目本身，是企业网络安全能力体系建设的重要组成部分。</w:t>
+      </w:r>
+    </w:p>
+    <w:p>
+      <w:pPr>
+        <w:spacing w:line="360" w:lineRule="auto"/>
         <w:ind w:firstLine="420" w:firstLineChars="0"/>
         <w:outlineLvl w:val="4"/>
       </w:pPr>
@@ -5483,6 +6859,62 @@
     <w:p>
       <w:pPr>
         <w:spacing w:line="360" w:lineRule="auto"/>
+        <w:ind w:firstLine="420"/>
+      </w:pPr>
+      <w:r>
+        <w:rPr>
+          <w:sz w:val="24"/>
+          <w:szCs w:val="24"/>
+          <w:rFonts w:eastAsia="仿宋_GB2312"/>
+        </w:rPr>
+        <w:t xml:space="preserve">三、项目实施的社会效益</w:t>
+      </w:r>
+    </w:p>
+    <w:p>
+      <w:pPr>
+        <w:spacing w:line="360" w:lineRule="auto"/>
+        <w:ind w:firstLine="420"/>
+      </w:pPr>
+      <w:r>
+        <w:rPr>
+          <w:sz w:val="24"/>
+          <w:szCs w:val="24"/>
+          <w:rFonts w:eastAsia="仿宋_GB2312"/>
+        </w:rPr>
+        <w:t xml:space="preserve">（1）保障民生用电安全。奎屯地区35座110kV变电站直接服务于城市居民、工业企业和农业生产用电。加强这些变电站的网络安全防护，直接关系到地区人民群众的生产生活用电安全。在当前网络安全威胁日益严峻的环境下，任何一座变电站因网络攻击导致的供电中断，都可能对社会造成严重影响。</w:t>
+      </w:r>
+    </w:p>
+    <w:p>
+      <w:pPr>
+        <w:spacing w:line="360" w:lineRule="auto"/>
+        <w:ind w:firstLine="420"/>
+      </w:pPr>
+      <w:r>
+        <w:rPr>
+          <w:sz w:val="24"/>
+          <w:szCs w:val="24"/>
+          <w:rFonts w:eastAsia="仿宋_GB2312"/>
+        </w:rPr>
+        <w:t xml:space="preserve">（2）支撑地区经济发展。奎屯作为新疆北部重要的工业城市和交通枢纽，拥有大量的制造业企业和物流企业。稳定可靠的电力供应是这些企业正常生产运营的基本保障。通过加强网络安全防护，降低因网络安全事件导致停电的风险，为地区经济持续健康发展提供坚实的电力安全保障。</w:t>
+      </w:r>
+    </w:p>
+    <w:p>
+      <w:pPr>
+        <w:spacing w:line="360" w:lineRule="auto"/>
+        <w:ind w:firstLine="420"/>
+      </w:pPr>
+      <w:r>
+        <w:rPr>
+          <w:sz w:val="24"/>
+          <w:szCs w:val="24"/>
+          <w:rFonts w:eastAsia="仿宋_GB2312"/>
+        </w:rPr>
+        <w:t xml:space="preserve">（3）维护社会稳定。在极端天气和特殊时期，电力供应的安全可靠尤为重要。通过本项目建设的网络安全监测体系，能够有效防范针对电力系统的网络攻击，确保在关键时期电力系统不因网络安全事件而出现异常，维护社会的和谐稳定。</w:t>
+      </w:r>
+    </w:p>
+    <w:p>
+      <w:pPr>
+        <w:spacing w:line="360" w:lineRule="auto"/>
         <w:ind w:firstLine="420" w:firstLineChars="0"/>
         <w:outlineLvl w:val="3"/>
       </w:pPr>
@@ -5627,6 +7059,76 @@
           <w:sz w:val="24"/>
         </w:rPr>
         <w:t>基于本项目的实施经验，推动形成一系列标准化成果：编制变电站网络安全监测系统运维管理规程、编制网络安全监测策略配置标准、编制网络安全事件应急处置预案、建立网络安全监测系统定期审查制度等。通过标准化和制度化建设，确保网络安全监测体系能够长期有效运行。</w:t>
+      </w:r>
+    </w:p>
+    <w:p>
+      <w:pPr>
+        <w:spacing w:line="360" w:lineRule="auto"/>
+        <w:ind w:firstLine="420"/>
+      </w:pPr>
+      <w:r>
+        <w:rPr>
+          <w:sz w:val="24"/>
+          <w:szCs w:val="24"/>
+          <w:rFonts w:eastAsia="仿宋_GB2312"/>
+        </w:rPr>
+        <w:t xml:space="preserve">（6）建设安全运营中心（SOC）</w:t>
+      </w:r>
+    </w:p>
+    <w:p>
+      <w:pPr>
+        <w:spacing w:line="360" w:lineRule="auto"/>
+        <w:ind w:firstLine="420"/>
+      </w:pPr>
+      <w:r>
+        <w:rPr>
+          <w:sz w:val="24"/>
+          <w:szCs w:val="24"/>
+          <w:rFonts w:eastAsia="仿宋_GB2312"/>
+        </w:rPr>
+        <w:t xml:space="preserve">以本项目建设的网络安全监测基础设施为核心，逐步建设覆盖奎屯供电公司全部变电站的安全运营中心。SOC将整合安全监测、事件管理、应急响应、态势感知等多项安全能力，实现7×24小时的集中化安全运营服务。通过SOC的建设运营，将分散的安全管理活动整合为统一的安全运营体系，显著提升安全管理的效率和效果。</w:t>
+      </w:r>
+    </w:p>
+    <w:p>
+      <w:pPr>
+        <w:spacing w:line="360" w:lineRule="auto"/>
+        <w:ind w:firstLine="420"/>
+      </w:pPr>
+      <w:r>
+        <w:rPr>
+          <w:sz w:val="24"/>
+          <w:szCs w:val="24"/>
+          <w:rFonts w:eastAsia="仿宋_GB2312"/>
+        </w:rPr>
+        <w:t xml:space="preserve">（7）探索"安全即服务"模式</w:t>
+      </w:r>
+    </w:p>
+    <w:p>
+      <w:pPr>
+        <w:spacing w:line="360" w:lineRule="auto"/>
+        <w:ind w:firstLine="420"/>
+      </w:pPr>
+      <w:r>
+        <w:rPr>
+          <w:sz w:val="24"/>
+          <w:szCs w:val="24"/>
+          <w:rFonts w:eastAsia="仿宋_GB2312"/>
+        </w:rPr>
+        <w:t xml:space="preserve">随着云计算和远程服务模式的成熟，可以探索将部分安全运营工作以"安全即服务（SECaaS）"的模式外包给专业安全服务商。例如：7×24小时的告警监控和研判服务、安全策略的定期优化服务、安全事件的应急响应服务等。这种模式可以充分利用专业安全团队的技术能力和服务经验，同时减轻甲方自身的运维压力。</w:t>
+      </w:r>
+    </w:p>
+    <w:p>
+      <w:pPr>
+        <w:spacing w:line="360" w:lineRule="auto"/>
+        <w:ind w:firstLine="420"/>
+      </w:pPr>
+      <w:r>
+        <w:rPr>
+          <w:sz w:val="24"/>
+          <w:szCs w:val="24"/>
+          <w:rFonts w:eastAsia="仿宋_GB2312"/>
+        </w:rPr>
+        <w:t xml:space="preserve">我们期待通过本项目的成功实施，开启与奎屯供电公司在电力网络安全领域长期合作的良好开端。我们将以最专业的技术能力和最负责的服务态度，确保35座110kV变电站的网络安全探针接入服务工作圆满完成，为奎屯地区电力系统的安全稳定运行贡献力量。</w:t>
       </w:r>
     </w:p>
     <w:p>
@@ -6746,6 +8248,76 @@
       </w:pPr>
       <w:r>
         <w:rPr>
+          <w:sz w:val="24"/>
+          <w:szCs w:val="24"/>
+          <w:rFonts w:eastAsia="仿宋_GB2312"/>
+        </w:rPr>
+        <w:t xml:space="preserve">安全策略精细化配置是本项目技术难度最大、工作量最重的核心工作。精细化配置的质量直接决定了安全监测系统的告警准确性和实际防护效果。以下对策略配置的主要内容进行详细说明：</w:t>
+      </w:r>
+    </w:p>
+    <w:p>
+      <w:pPr>
+        <w:spacing w:line="360" w:lineRule="auto"/>
+        <w:ind w:firstLine="420"/>
+      </w:pPr>
+      <w:r>
+        <w:rPr>
+          <w:sz w:val="24"/>
+          <w:szCs w:val="24"/>
+          <w:rFonts w:eastAsia="仿宋_GB2312"/>
+        </w:rPr>
+        <w:t xml:space="preserve">（1）关键目录配置：对Linux系统设备，配置监控的关键目录包括/bin、/sbin、/usr/bin、/usr/sbin、/etc、/boot、/lib、/usr/lib等系统关键路径下的文件变更；对Windows系统设备，配置监控Windows/System32、Windows/SysWOW64、Program Files等关键目录。任何对这些目录下文件的新增、修改、删除操作都将触发告警。</w:t>
+      </w:r>
+    </w:p>
+    <w:p>
+      <w:pPr>
+        <w:spacing w:line="360" w:lineRule="auto"/>
+        <w:ind w:firstLine="420"/>
+      </w:pPr>
+      <w:r>
+        <w:rPr>
+          <w:sz w:val="24"/>
+          <w:szCs w:val="24"/>
+          <w:rFonts w:eastAsia="仿宋_GB2312"/>
+        </w:rPr>
+        <w:t xml:space="preserve">（2）危险命令配置：对Linux系统配置监控的危险命令包括：系统启停类（shutdown、reboot、halt、init）、用户权限类（useradd、userdel、passwd、chmod 777）、网络操作类（ifconfig、route、iptables）、文件操作类（rm -rf、dd、mkfs）等。对Windows系统配置监控的危险命令包括：net user、net localgroup、sc、reg delete等。</w:t>
+      </w:r>
+    </w:p>
+    <w:p>
+      <w:pPr>
+        <w:spacing w:line="360" w:lineRule="auto"/>
+        <w:ind w:firstLine="420"/>
+      </w:pPr>
+      <w:r>
+        <w:rPr>
+          <w:sz w:val="24"/>
+          <w:szCs w:val="24"/>
+          <w:rFonts w:eastAsia="仿宋_GB2312"/>
+        </w:rPr>
+        <w:t xml:space="preserve">（3）网络连接白名单配置：基于每台设备实际的网络通信需求，精确配置允许的网络连接（包括源IP、目的IP、源端口、目的端口、协议类型）。非白名单内的网络连接将触发告警。白名单配置的准确性要求极高，配置不当会导致大量误报或合法通信被阻断。</w:t>
+      </w:r>
+    </w:p>
+    <w:p>
+      <w:pPr>
+        <w:spacing w:line="360" w:lineRule="auto"/>
+        <w:ind w:firstLine="420"/>
+      </w:pPr>
+      <w:r>
+        <w:rPr>
+          <w:sz w:val="24"/>
+          <w:szCs w:val="24"/>
+          <w:rFonts w:eastAsia="仿宋_GB2312"/>
+        </w:rPr>
+        <w:t xml:space="preserve">（4）服务端口白名单配置：明确每台设备正常运行所需开放的网络服务端口，非白名单端口的监听行为将触发告警。例如，远动装置通常只需开放IEC104通信端口（2404/2405）和SSH管理端口（22），其他端口的开放可能意味着异常。</w:t>
+      </w:r>
+    </w:p>
+    <w:p>
+      <w:pPr>
+        <w:spacing w:line="360" w:lineRule="auto"/>
+        <w:ind w:firstLine="420"/>
+      </w:pPr>
+      <w:r>
+        <w:rPr>
           <w:rFonts w:ascii="宋体" w:hAnsi="宋体" w:eastAsia="宋体"/>
           <w:sz w:val="24"/>
         </w:rPr>
@@ -6789,6 +8361,104 @@
           <w:sz w:val="24"/>
         </w:rPr>
         <w:t>板块六：告警测试与验收</w:t>
+      </w:r>
+    </w:p>
+    <w:p>
+      <w:pPr>
+        <w:spacing w:line="360" w:lineRule="auto"/>
+        <w:ind w:firstLine="420"/>
+      </w:pPr>
+      <w:r>
+        <w:rPr>
+          <w:sz w:val="24"/>
+          <w:szCs w:val="24"/>
+          <w:rFonts w:eastAsia="仿宋_GB2312"/>
+        </w:rPr>
+        <w:t xml:space="preserve">告警测试是验证安全监测系统功能有效性的关键环节。对每台已部署探针的设备，按照设备类型和告警类别分别进行告警触发测试。测试内容包括：</w:t>
+      </w:r>
+    </w:p>
+    <w:p>
+      <w:pPr>
+        <w:spacing w:line="360" w:lineRule="auto"/>
+        <w:ind w:firstLine="420"/>
+      </w:pPr>
+      <w:r>
+        <w:rPr>
+          <w:sz w:val="24"/>
+          <w:szCs w:val="24"/>
+          <w:rFonts w:eastAsia="仿宋_GB2312"/>
+        </w:rPr>
+        <w:t xml:space="preserve">（1）文件完整性告警测试：在设备上模拟关键文件的修改、删除操作，验证探针能否正确检测并产生告警。</w:t>
+      </w:r>
+    </w:p>
+    <w:p>
+      <w:pPr>
+        <w:spacing w:line="360" w:lineRule="auto"/>
+        <w:ind w:firstLine="420"/>
+      </w:pPr>
+      <w:r>
+        <w:rPr>
+          <w:sz w:val="24"/>
+          <w:szCs w:val="24"/>
+          <w:rFonts w:eastAsia="仿宋_GB2312"/>
+        </w:rPr>
+        <w:t xml:space="preserve">（2）危险命令告警测试：在设备上执行预配置的危险命令，验证探针能否正确识别并产生告警。</w:t>
+      </w:r>
+    </w:p>
+    <w:p>
+      <w:pPr>
+        <w:spacing w:line="360" w:lineRule="auto"/>
+        <w:ind w:firstLine="420"/>
+      </w:pPr>
+      <w:r>
+        <w:rPr>
+          <w:sz w:val="24"/>
+          <w:szCs w:val="24"/>
+          <w:rFonts w:eastAsia="仿宋_GB2312"/>
+        </w:rPr>
+        <w:t xml:space="preserve">（3）网络连接告警测试：模拟非白名单内的网络连接尝试，验证探针能否正确检测并产生告警。</w:t>
+      </w:r>
+    </w:p>
+    <w:p>
+      <w:pPr>
+        <w:spacing w:line="360" w:lineRule="auto"/>
+        <w:ind w:firstLine="420"/>
+      </w:pPr>
+      <w:r>
+        <w:rPr>
+          <w:sz w:val="24"/>
+          <w:szCs w:val="24"/>
+          <w:rFonts w:eastAsia="仿宋_GB2312"/>
+        </w:rPr>
+        <w:t xml:space="preserve">（4）异常登录告警测试：模拟非法用户登录或暴力破解行为，验证探针能否正确识别并产生告警。</w:t>
+      </w:r>
+    </w:p>
+    <w:p>
+      <w:pPr>
+        <w:spacing w:line="360" w:lineRule="auto"/>
+        <w:ind w:firstLine="420"/>
+      </w:pPr>
+      <w:r>
+        <w:rPr>
+          <w:sz w:val="24"/>
+          <w:szCs w:val="24"/>
+          <w:rFonts w:eastAsia="仿宋_GB2312"/>
+        </w:rPr>
+        <w:t xml:space="preserve">（5）端口告警测试：在设备上模拟异常端口监听行为，验证探针能否正确检测并产生告警。</w:t>
+      </w:r>
+    </w:p>
+    <w:p>
+      <w:pPr>
+        <w:spacing w:line="360" w:lineRule="auto"/>
+        <w:ind w:firstLine="420"/>
+      </w:pPr>
+      <w:r>
+        <w:rPr>
+          <w:sz w:val="24"/>
+          <w:szCs w:val="24"/>
+          <w:rFonts w:eastAsia="仿宋_GB2312"/>
+        </w:rPr>
+        <w:t xml:space="preserve">每条告警产生后，验证告警信息能够正确上传到主站网安管理平台，告警内容包含完整的设备标识、时间戳、告警类型和详细描述。主站平台能够正确解析和展示告警信息。所有告警测试结果详细记录存档，作为项目验收的重要依据。</w:t>
       </w:r>
     </w:p>
     <w:p>
@@ -7168,6 +8838,48 @@
     <w:p>
       <w:pPr>
         <w:spacing w:line="360" w:lineRule="auto"/>
+        <w:ind w:firstLine="420"/>
+      </w:pPr>
+      <w:r>
+        <w:rPr>
+          <w:sz w:val="24"/>
+          <w:szCs w:val="24"/>
+          <w:rFonts w:eastAsia="仿宋_GB2312"/>
+        </w:rPr>
+        <w:t xml:space="preserve">上述建设依据从法律法规、行业标准、企业管理和项目技术四个层面构成了完整的项目实施依据体系。项目实施过程中，我们将严格遵循各层面的要求，确保每一项工作都有据可依、有标准可循。特别是电调〔2023〕28号文件作为项目验收的核心依据，其中明确的各项技术指标和验收标准将作为我们工作质量的最终衡量标准。</w:t>
+      </w:r>
+    </w:p>
+    <w:p>
+      <w:pPr>
+        <w:spacing w:line="360" w:lineRule="auto"/>
+        <w:ind w:firstLine="420"/>
+      </w:pPr>
+      <w:r>
+        <w:rPr>
+          <w:sz w:val="24"/>
+          <w:szCs w:val="24"/>
+          <w:rFonts w:eastAsia="仿宋_GB2312"/>
+        </w:rPr>
+        <w:t xml:space="preserve">在项目合规管理方面，我们建立了与上述依据体系相对应的合规检查机制。在方案设计阶段，核查方案是否满足各项标准要求；在实施阶段，核查操作是否符合规程规定；在验收阶段，核查成果是否达到验收标准。通过全过程的合规管控，确保项目交付成果的合法性和合规性。</w:t>
+      </w:r>
+    </w:p>
+    <w:p>
+      <w:pPr>
+        <w:spacing w:line="360" w:lineRule="auto"/>
+        <w:ind w:firstLine="420"/>
+      </w:pPr>
+      <w:r>
+        <w:rPr>
+          <w:sz w:val="24"/>
+          <w:szCs w:val="24"/>
+          <w:rFonts w:eastAsia="仿宋_GB2312"/>
+        </w:rPr>
+        <w:t xml:space="preserve">在具体执行层面，每座变电站的施工记录中都包含合规性确认环节。施工工程师在完成每个工作板块后，需要在记录表中逐项确认各操作是否符合相关标准要求。质量检验员在验收时，对照合规检查表进行逐项审核。只有全部合规项目确认通过后，该站施工才算正式完成。这种严格的合规管理机制确保了项目交付成果的规范性和可审计性。</w:t>
+      </w:r>
+    </w:p>
+    <w:p>
+      <w:pPr>
+        <w:spacing w:line="360" w:lineRule="auto"/>
       </w:pPr>
     </w:p>
     <w:p>
@@ -7416,10 +9128,122 @@
       </w:pPr>
       <w:r>
         <w:rPr>
+          <w:sz w:val="24"/>
+          <w:szCs w:val="24"/>
+          <w:rFonts w:eastAsia="仿宋_GB2312"/>
+        </w:rPr>
+        <w:t xml:space="preserve">质量保障措施体系</w:t>
+      </w:r>
+    </w:p>
+    <w:p>
+      <w:pPr>
+        <w:spacing w:line="360" w:lineRule="auto"/>
+        <w:ind w:firstLine="420"/>
+      </w:pPr>
+      <w:r>
+        <w:rPr>
+          <w:sz w:val="24"/>
+          <w:szCs w:val="24"/>
+          <w:rFonts w:eastAsia="仿宋_GB2312"/>
+        </w:rPr>
+        <w:t xml:space="preserve">为确保上述服务目标的全面达成，建立以下质量保障措施：</w:t>
+      </w:r>
+    </w:p>
+    <w:p>
+      <w:pPr>
+        <w:spacing w:line="360" w:lineRule="auto"/>
+        <w:ind w:firstLine="420"/>
+      </w:pPr>
+      <w:r>
+        <w:rPr>
+          <w:sz w:val="24"/>
+          <w:szCs w:val="24"/>
+          <w:rFonts w:eastAsia="仿宋_GB2312"/>
+        </w:rPr>
+        <w:t xml:space="preserve">（1）人员保障：项目团队由具有丰富电力网络安全项目经验的工程师组成。关键岗位人员具备CISP、CISSP等专业认证资质。所有人员上岗前经过严格的安全培训和技能考核。</w:t>
+      </w:r>
+    </w:p>
+    <w:p>
+      <w:pPr>
+        <w:spacing w:line="360" w:lineRule="auto"/>
+        <w:ind w:firstLine="420"/>
+      </w:pPr>
+      <w:r>
+        <w:rPr>
+          <w:sz w:val="24"/>
+          <w:szCs w:val="24"/>
+          <w:rFonts w:eastAsia="仿宋_GB2312"/>
+        </w:rPr>
+        <w:t xml:space="preserve">（2）流程保障：建立标准化的施工流程和质量检查清单。每个操作步骤都有明确的操作规范和验收标准。关键操作执行双人确认制度。</w:t>
+      </w:r>
+    </w:p>
+    <w:p>
+      <w:pPr>
+        <w:spacing w:line="360" w:lineRule="auto"/>
+        <w:ind w:firstLine="420"/>
+      </w:pPr>
+      <w:r>
+        <w:rPr>
+          <w:sz w:val="24"/>
+          <w:szCs w:val="24"/>
+          <w:rFonts w:eastAsia="仿宋_GB2312"/>
+        </w:rPr>
+        <w:t xml:space="preserve">（3）工具保障：配备专业的网络安全测试工具和自动化辅助工具，包括漏洞扫描工具、网络抓包工具、策略验证工具等。所有工具经过安全检测，确保不引入安全风险。</w:t>
+      </w:r>
+    </w:p>
+    <w:p>
+      <w:pPr>
+        <w:spacing w:line="360" w:lineRule="auto"/>
+        <w:ind w:firstLine="420"/>
+      </w:pPr>
+      <w:r>
+        <w:rPr>
+          <w:sz w:val="24"/>
+          <w:szCs w:val="24"/>
+          <w:rFonts w:eastAsia="仿宋_GB2312"/>
+        </w:rPr>
+        <w:t xml:space="preserve">（4）应急保障：制定完善的施工应急预案，覆盖设备异常、网络中断、数据丢失等各类可能的异常场景。每个施工组配备应急恢复工具包，确保异常情况下能够在30分钟内恢复设备正常运行。</w:t>
+      </w:r>
+    </w:p>
+    <w:p>
+      <w:pPr>
+        <w:spacing w:line="360" w:lineRule="auto"/>
+        <w:ind w:firstLine="420"/>
+      </w:pPr>
+      <w:r>
+        <w:rPr>
+          <w:sz w:val="24"/>
+          <w:szCs w:val="24"/>
+          <w:rFonts w:eastAsia="仿宋_GB2312"/>
+        </w:rPr>
+        <w:t xml:space="preserve">（5）监督保障：建立项目内部质量审计机制，质量管控人员对施工过程和成果进行独立审核。重要节点邀请甲方代表参与检查确认。</w:t>
+      </w:r>
+    </w:p>
+    <w:p>
+      <w:pPr>
+        <w:spacing w:line="360" w:lineRule="auto"/>
+        <w:ind w:firstLine="420"/>
+      </w:pPr>
+      <w:r>
+        <w:rPr>
           <w:rFonts w:ascii="宋体" w:hAnsi="宋体" w:eastAsia="宋体"/>
           <w:sz w:val="24"/>
         </w:rPr>
         <w:t>（8）工期控制目标</w:t>
+      </w:r>
+    </w:p>
+    <w:p>
+      <w:pPr>
+        <w:spacing w:line="360" w:lineRule="auto"/>
+        <w:ind w:firstLine="420"/>
+      </w:pPr>
+      <w:r>
+        <w:rPr>
+          <w:sz w:val="24"/>
+          <w:szCs w:val="24"/>
+          <w:rFonts w:eastAsia="仿宋_GB2312"/>
+        </w:rPr>
+        <w:t xml:space="preserve">严格按照合同约定工期完成全部施工任务。项目总工期为2026年7月6日至2026年12月31日。各阶段里程碑节点：准备阶段完成（2026年7月20日前）；试点阶段完成（2026年8月4日前）；全面推进阶段完成（2026年11月13日前）；验收收尾阶段完成（2026年12月31日前）。</w:t>
       </w:r>
     </w:p>
     <w:p>

--- a/技术方案/包17-国网新疆奎屯供电公司220kV、35kV变电站自动化设备网络安全探针接入服务项目及国网新疆奎屯供电公司110kV长春变等35座变电站自动化设备网络安全探针接入服务项目技术方案.docx
+++ b/技术方案/包17-国网新疆奎屯供电公司220kV、35kV变电站自动化设备网络安全探针接入服务项目及国网新疆奎屯供电公司110kV长春变等35座变电站自动化设备网络安全探针接入服务项目技术方案.docx
@@ -2128,14 +2128,6 @@
           </w14:textFill>
         </w:rPr>
       </w:pPr>
-      <w:r>
-        <w:rPr>
-          <w:sz w:val="24"/>
-          <w:szCs w:val="24"/>
-          <w:rFonts w:eastAsia="仿宋_GB2312"/>
-        </w:rPr>
-        <w:t xml:space="preserve">项目团队组织</w:t>
-      </w:r>
     </w:p>
     <w:p>
       <w:pPr>
@@ -2159,14 +2151,6 @@
           </w14:textFill>
         </w:rPr>
       </w:pPr>
-      <w:r>
-        <w:rPr>
-          <w:sz w:val="24"/>
-          <w:szCs w:val="24"/>
-          <w:rFonts w:eastAsia="仿宋_GB2312"/>
-        </w:rPr>
-        <w:t xml:space="preserve">本项目组建一支经验丰富的专业技术服务团队，团队配置如下：</w:t>
-      </w:r>
     </w:p>
     <w:p>
       <w:pPr>
@@ -2190,14 +2174,6 @@
           </w14:textFill>
         </w:rPr>
       </w:pPr>
-      <w:r>
-        <w:rPr>
-          <w:sz w:val="24"/>
-          <w:szCs w:val="24"/>
-          <w:rFonts w:eastAsia="仿宋_GB2312"/>
-        </w:rPr>
-        <w:t xml:space="preserve">项目经理1名：全面负责项目管理，统筹进度、质量、安全和资源协调。具有5年以上电力网络安全项目管理经验，熟悉国家电网公司项目管理流程。</w:t>
-      </w:r>
     </w:p>
     <w:p>
       <w:pPr>
@@ -2221,14 +2197,6 @@
           </w14:textFill>
         </w:rPr>
       </w:pPr>
-      <w:r>
-        <w:rPr>
-          <w:sz w:val="24"/>
-          <w:szCs w:val="24"/>
-          <w:rFonts w:eastAsia="仿宋_GB2312"/>
-        </w:rPr>
-        <w:t xml:space="preserve">技术总监1名：负责技术方案审核、技术难题攻关、施工质量把关。具有网络安全高级工程师资质，精通电力监控系统安全防护技术体系。</w:t>
-      </w:r>
     </w:p>
     <w:p>
       <w:pPr>
@@ -2252,14 +2220,6 @@
           </w14:textFill>
         </w:rPr>
       </w:pPr>
-      <w:r>
-        <w:rPr>
-          <w:sz w:val="24"/>
-          <w:szCs w:val="24"/>
-          <w:rFonts w:eastAsia="仿宋_GB2312"/>
-        </w:rPr>
-        <w:t xml:space="preserve">施工小组A（3人）：负责220kV变电站施工和部分35kV变电站施工。由1名高级工程师带队，配备2名中级工程师，具备处理复杂设备和高安全等级环境的能力。</w:t>
-      </w:r>
     </w:p>
     <w:p>
       <w:pPr>
@@ -2283,14 +2243,6 @@
           </w14:textFill>
         </w:rPr>
       </w:pPr>
-      <w:r>
-        <w:rPr>
-          <w:sz w:val="24"/>
-          <w:szCs w:val="24"/>
-          <w:rFonts w:eastAsia="仿宋_GB2312"/>
-        </w:rPr>
-        <w:t xml:space="preserve">施工小组B（3人）：负责35kV变电站批量施工。由1名高级工程师带队，配备2名中级工程师，擅长标准化流程执行和批量作业。</w:t>
-      </w:r>
     </w:p>
     <w:p>
       <w:pPr>
@@ -2314,14 +2266,6 @@
           </w14:textFill>
         </w:rPr>
       </w:pPr>
-      <w:r>
-        <w:rPr>
-          <w:sz w:val="24"/>
-          <w:szCs w:val="24"/>
-          <w:rFonts w:eastAsia="仿宋_GB2312"/>
-        </w:rPr>
-        <w:t xml:space="preserve">施工小组C（2人）：负责35kV变电站批量施工（偏远区域）。由1名高级工程师带队，配备1名中级工程师，配备越野车辆应对偏远站点出行需求。</w:t>
-      </w:r>
     </w:p>
     <w:p>
       <w:pPr>
@@ -2345,14 +2289,6 @@
           </w14:textFill>
         </w:rPr>
       </w:pPr>
-      <w:r>
-        <w:rPr>
-          <w:sz w:val="24"/>
-          <w:szCs w:val="24"/>
-          <w:rFonts w:eastAsia="仿宋_GB2312"/>
-        </w:rPr>
-        <w:t xml:space="preserve">质量管控员1名：独立于施工组，负责施工过程和成果的质量检查和审核。每站施工完成后进行质量抽检，确保施工质量一致性。</w:t>
-      </w:r>
     </w:p>
     <w:p>
       <w:pPr>
@@ -2376,14 +2312,6 @@
           </w14:textFill>
         </w:rPr>
       </w:pPr>
-      <w:r>
-        <w:rPr>
-          <w:sz w:val="24"/>
-          <w:szCs w:val="24"/>
-          <w:rFonts w:eastAsia="仿宋_GB2312"/>
-        </w:rPr>
-        <w:t xml:space="preserve">后勤协调员1名：负责车辆调度、物资管理、工作票协调、进出站手续办理等后勤支持工作。</w:t>
-      </w:r>
     </w:p>
     <w:p>
       <w:pPr>
@@ -2407,14 +2335,6 @@
           </w14:textFill>
         </w:rPr>
       </w:pPr>
-      <w:r>
-        <w:rPr>
-          <w:sz w:val="24"/>
-          <w:szCs w:val="24"/>
-          <w:rFonts w:eastAsia="仿宋_GB2312"/>
-        </w:rPr>
-        <w:t xml:space="preserve">项目团队共计12人，分工明确、协作紧密，能够满足64座变电站大规模施工的人力需求。团队成员均签订保密协议，确保项目信息安全。</w:t>
-      </w:r>
     </w:p>
     <w:p>
       <w:pPr>
@@ -4352,6 +4272,905 @@
           </w14:textFill>
         </w:rPr>
         <w:t>工作计划安排</w:t>
+      </w:r>
+    </w:p>
+    <w:p>
+      <w:pPr>
+        <w:adjustRightInd w:val="0"/>
+        <w:snapToGrid w:val="0"/>
+        <w:spacing w:line="360" w:lineRule="auto"/>
+        <w:ind w:left="567" w:leftChars="0" w:hanging="567" w:firstLineChars="0"/>
+        <w:outlineLvl w:val="2"/>
+        <w:rPr>
+          <w:rFonts w:hint="eastAsia" w:ascii="宋体" w:hAnsi="宋体" w:eastAsia="宋体" w:cs="宋体"/>
+          <w:b/>
+          <w:color w:val="000000" w:themeColor="text1"/>
+          <w:sz w:val="24"/>
+          <w:szCs w:val="28"/>
+          <w:highlight w:val="none"/>
+          <w:lang w:val="en-US" w:eastAsia="zh-CN"/>
+          <w14:textFill>
+            <w14:solidFill>
+              <w14:schemeClr w14:val="tx1"/>
+            </w14:solidFill>
+          </w14:textFill>
+        </w:rPr>
+      </w:pPr>
+      <w:r>
+        <w:rPr>
+          <w:sz w:val="24"/>
+          <w:szCs w:val="24"/>
+          <w:rFonts w:eastAsia="仿宋_GB2312"/>
+        </w:rPr>
+        <w:t xml:space="preserve">根据项目总体部署和64座变电站的实际分布情况，制定以下工作计划安排。项目总工期为2026年7月6日至2026年12月31日，共计约180天（26周）。</w:t>
+      </w:r>
+    </w:p>
+    <w:p>
+      <w:pPr>
+        <w:adjustRightInd w:val="0"/>
+        <w:snapToGrid w:val="0"/>
+        <w:spacing w:line="360" w:lineRule="auto"/>
+        <w:ind w:left="567" w:leftChars="0" w:hanging="567" w:firstLineChars="0"/>
+        <w:outlineLvl w:val="2"/>
+        <w:rPr>
+          <w:rFonts w:hint="eastAsia" w:ascii="宋体" w:hAnsi="宋体" w:eastAsia="宋体" w:cs="宋体"/>
+          <w:b/>
+          <w:color w:val="000000" w:themeColor="text1"/>
+          <w:sz w:val="24"/>
+          <w:szCs w:val="28"/>
+          <w:highlight w:val="none"/>
+          <w:lang w:val="en-US" w:eastAsia="zh-CN"/>
+          <w14:textFill>
+            <w14:solidFill>
+              <w14:schemeClr w14:val="tx1"/>
+            </w14:solidFill>
+          </w14:textFill>
+        </w:rPr>
+      </w:pPr>
+      <w:r>
+        <w:rPr>
+          <w:sz w:val="24"/>
+          <w:szCs w:val="24"/>
+          <w:rFonts w:eastAsia="仿宋_GB2312"/>
+        </w:rPr>
+        <w:t xml:space="preserve">一、总体进度安排</w:t>
+      </w:r>
+    </w:p>
+    <w:p>
+      <w:pPr>
+        <w:adjustRightInd w:val="0"/>
+        <w:snapToGrid w:val="0"/>
+        <w:spacing w:line="360" w:lineRule="auto"/>
+        <w:ind w:left="567" w:leftChars="0" w:hanging="567" w:firstLineChars="0"/>
+        <w:outlineLvl w:val="2"/>
+        <w:rPr>
+          <w:rFonts w:hint="eastAsia" w:ascii="宋体" w:hAnsi="宋体" w:eastAsia="宋体" w:cs="宋体"/>
+          <w:b/>
+          <w:color w:val="000000" w:themeColor="text1"/>
+          <w:sz w:val="24"/>
+          <w:szCs w:val="28"/>
+          <w:highlight w:val="none"/>
+          <w:lang w:val="en-US" w:eastAsia="zh-CN"/>
+          <w14:textFill>
+            <w14:solidFill>
+              <w14:schemeClr w14:val="tx1"/>
+            </w14:solidFill>
+          </w14:textFill>
+        </w:rPr>
+      </w:pPr>
+      <w:r>
+        <w:rPr>
+          <w:sz w:val="24"/>
+          <w:szCs w:val="24"/>
+          <w:rFonts w:eastAsia="仿宋_GB2312"/>
+        </w:rPr>
+        <w:t xml:space="preserve">第一阶段：充分准备阶段（2026年7月6日-7月25日，第1-20天）。完成项目团队组建、三措一案编制审批、人员安全培训考试、物资工具准备、64座变电站基础信息收集、施工方案细化和首批试点站现场踏勘等工作。</w:t>
+      </w:r>
+    </w:p>
+    <w:p>
+      <w:pPr>
+        <w:adjustRightInd w:val="0"/>
+        <w:snapToGrid w:val="0"/>
+        <w:spacing w:line="360" w:lineRule="auto"/>
+        <w:ind w:left="567" w:leftChars="0" w:hanging="567" w:firstLineChars="0"/>
+        <w:outlineLvl w:val="2"/>
+        <w:rPr>
+          <w:rFonts w:hint="eastAsia" w:ascii="宋体" w:hAnsi="宋体" w:eastAsia="宋体" w:cs="宋体"/>
+          <w:b/>
+          <w:color w:val="000000" w:themeColor="text1"/>
+          <w:sz w:val="24"/>
+          <w:szCs w:val="28"/>
+          <w:highlight w:val="none"/>
+          <w:lang w:val="en-US" w:eastAsia="zh-CN"/>
+          <w14:textFill>
+            <w14:solidFill>
+              <w14:schemeClr w14:val="tx1"/>
+            </w14:solidFill>
+          </w14:textFill>
+        </w:rPr>
+      </w:pPr>
+      <w:r>
+        <w:rPr>
+          <w:sz w:val="24"/>
+          <w:szCs w:val="24"/>
+          <w:rFonts w:eastAsia="仿宋_GB2312"/>
+        </w:rPr>
+        <w:t xml:space="preserve">第二阶段：分类试点阶段（2026年7月26日-8月14日，第21-40天）。选取1座220kV变电站和2座35kV变电站作为试点站，完整执行全流程施工，验证差异化方案的可行性，形成标准化施工模板和策略配置模板。</w:t>
+      </w:r>
+    </w:p>
+    <w:p>
+      <w:pPr>
+        <w:adjustRightInd w:val="0"/>
+        <w:snapToGrid w:val="0"/>
+        <w:spacing w:line="360" w:lineRule="auto"/>
+        <w:ind w:left="567" w:leftChars="0" w:hanging="567" w:firstLineChars="0"/>
+        <w:outlineLvl w:val="2"/>
+        <w:rPr>
+          <w:rFonts w:hint="eastAsia" w:ascii="宋体" w:hAnsi="宋体" w:eastAsia="宋体" w:cs="宋体"/>
+          <w:b/>
+          <w:color w:val="000000" w:themeColor="text1"/>
+          <w:sz w:val="24"/>
+          <w:szCs w:val="28"/>
+          <w:highlight w:val="none"/>
+          <w:lang w:val="en-US" w:eastAsia="zh-CN"/>
+          <w14:textFill>
+            <w14:solidFill>
+              <w14:schemeClr w14:val="tx1"/>
+            </w14:solidFill>
+          </w14:textFill>
+        </w:rPr>
+      </w:pPr>
+      <w:r>
+        <w:rPr>
+          <w:sz w:val="24"/>
+          <w:szCs w:val="24"/>
+          <w:rFonts w:eastAsia="仿宋_GB2312"/>
+        </w:rPr>
+        <w:t xml:space="preserve">第三阶段：全面推进阶段（2026年8月15日-12月1日，第41-140天）。在试点验证基础上全面推进其余61座变电站的施工工作。优先完成5座220kV变电站（约10天），随后将56座35kV变电站分批次安排3个施工小组并行作业。每批次完成后进行质量检查和进度评估。</w:t>
+      </w:r>
+    </w:p>
+    <w:p>
+      <w:pPr>
+        <w:adjustRightInd w:val="0"/>
+        <w:snapToGrid w:val="0"/>
+        <w:spacing w:line="360" w:lineRule="auto"/>
+        <w:ind w:left="567" w:leftChars="0" w:hanging="567" w:firstLineChars="0"/>
+        <w:outlineLvl w:val="2"/>
+        <w:rPr>
+          <w:rFonts w:hint="eastAsia" w:ascii="宋体" w:hAnsi="宋体" w:eastAsia="宋体" w:cs="宋体"/>
+          <w:b/>
+          <w:color w:val="000000" w:themeColor="text1"/>
+          <w:sz w:val="24"/>
+          <w:szCs w:val="28"/>
+          <w:highlight w:val="none"/>
+          <w:lang w:val="en-US" w:eastAsia="zh-CN"/>
+          <w14:textFill>
+            <w14:solidFill>
+              <w14:schemeClr w14:val="tx1"/>
+            </w14:solidFill>
+          </w14:textFill>
+        </w:rPr>
+      </w:pPr>
+      <w:r>
+        <w:rPr>
+          <w:sz w:val="24"/>
+          <w:szCs w:val="24"/>
+          <w:rFonts w:eastAsia="仿宋_GB2312"/>
+        </w:rPr>
+        <w:t xml:space="preserve">第四阶段：验收收尾阶段（2026年12月2日-12月31日，第141-180天）。完成全面核查、主站联调验证、遗留问题处理、全套资料整理提交和项目最终验收。</w:t>
+      </w:r>
+    </w:p>
+    <w:p>
+      <w:pPr>
+        <w:adjustRightInd w:val="0"/>
+        <w:snapToGrid w:val="0"/>
+        <w:spacing w:line="360" w:lineRule="auto"/>
+        <w:ind w:left="567" w:leftChars="0" w:hanging="567" w:firstLineChars="0"/>
+        <w:outlineLvl w:val="2"/>
+        <w:rPr>
+          <w:rFonts w:hint="eastAsia" w:ascii="宋体" w:hAnsi="宋体" w:eastAsia="宋体" w:cs="宋体"/>
+          <w:b/>
+          <w:color w:val="000000" w:themeColor="text1"/>
+          <w:sz w:val="24"/>
+          <w:szCs w:val="28"/>
+          <w:highlight w:val="none"/>
+          <w:lang w:val="en-US" w:eastAsia="zh-CN"/>
+          <w14:textFill>
+            <w14:solidFill>
+              <w14:schemeClr w14:val="tx1"/>
+            </w14:solidFill>
+          </w14:textFill>
+        </w:rPr>
+      </w:pPr>
+      <w:r>
+        <w:rPr>
+          <w:sz w:val="24"/>
+          <w:szCs w:val="24"/>
+          <w:rFonts w:eastAsia="仿宋_GB2312"/>
+        </w:rPr>
+        <w:t xml:space="preserve">二、详细施工计划</w:t>
+      </w:r>
+    </w:p>
+    <w:p>
+      <w:pPr>
+        <w:adjustRightInd w:val="0"/>
+        <w:snapToGrid w:val="0"/>
+        <w:spacing w:line="360" w:lineRule="auto"/>
+        <w:ind w:left="567" w:leftChars="0" w:hanging="567" w:firstLineChars="0"/>
+        <w:outlineLvl w:val="2"/>
+        <w:rPr>
+          <w:rFonts w:hint="eastAsia" w:ascii="宋体" w:hAnsi="宋体" w:eastAsia="宋体" w:cs="宋体"/>
+          <w:b/>
+          <w:color w:val="000000" w:themeColor="text1"/>
+          <w:sz w:val="24"/>
+          <w:szCs w:val="28"/>
+          <w:highlight w:val="none"/>
+          <w:lang w:val="en-US" w:eastAsia="zh-CN"/>
+          <w14:textFill>
+            <w14:solidFill>
+              <w14:schemeClr w14:val="tx1"/>
+            </w14:solidFill>
+          </w14:textFill>
+        </w:rPr>
+      </w:pPr>
+      <w:r>
+        <w:rPr>
+          <w:sz w:val="24"/>
+          <w:szCs w:val="24"/>
+          <w:rFonts w:eastAsia="仿宋_GB2312"/>
+        </w:rPr>
+        <w:t xml:space="preserve">220kV变电站施工计划（共6座，计划2026年8月中旬完成）：</w:t>
+      </w:r>
+    </w:p>
+    <w:p>
+      <w:pPr>
+        <w:adjustRightInd w:val="0"/>
+        <w:snapToGrid w:val="0"/>
+        <w:spacing w:line="360" w:lineRule="auto"/>
+        <w:ind w:left="567" w:leftChars="0" w:hanging="567" w:firstLineChars="0"/>
+        <w:outlineLvl w:val="2"/>
+        <w:rPr>
+          <w:rFonts w:hint="eastAsia" w:ascii="宋体" w:hAnsi="宋体" w:eastAsia="宋体" w:cs="宋体"/>
+          <w:b/>
+          <w:color w:val="000000" w:themeColor="text1"/>
+          <w:sz w:val="24"/>
+          <w:szCs w:val="28"/>
+          <w:highlight w:val="none"/>
+          <w:lang w:val="en-US" w:eastAsia="zh-CN"/>
+          <w14:textFill>
+            <w14:solidFill>
+              <w14:schemeClr w14:val="tx1"/>
+            </w14:solidFill>
+          </w14:textFill>
+        </w:rPr>
+      </w:pPr>
+      <w:r>
+        <w:rPr>
+          <w:sz w:val="24"/>
+          <w:szCs w:val="24"/>
+          <w:rFonts w:eastAsia="仿宋_GB2312"/>
+        </w:rPr>
+        <w:t xml:space="preserve">第41-43天：220kV奎屯变电站施工（3天）</w:t>
+      </w:r>
+    </w:p>
+    <w:p>
+      <w:pPr>
+        <w:adjustRightInd w:val="0"/>
+        <w:snapToGrid w:val="0"/>
+        <w:spacing w:line="360" w:lineRule="auto"/>
+        <w:ind w:left="567" w:leftChars="0" w:hanging="567" w:firstLineChars="0"/>
+        <w:outlineLvl w:val="2"/>
+        <w:rPr>
+          <w:rFonts w:hint="eastAsia" w:ascii="宋体" w:hAnsi="宋体" w:eastAsia="宋体" w:cs="宋体"/>
+          <w:b/>
+          <w:color w:val="000000" w:themeColor="text1"/>
+          <w:sz w:val="24"/>
+          <w:szCs w:val="28"/>
+          <w:highlight w:val="none"/>
+          <w:lang w:val="en-US" w:eastAsia="zh-CN"/>
+          <w14:textFill>
+            <w14:solidFill>
+              <w14:schemeClr w14:val="tx1"/>
+            </w14:solidFill>
+          </w14:textFill>
+        </w:rPr>
+      </w:pPr>
+      <w:r>
+        <w:rPr>
+          <w:sz w:val="24"/>
+          <w:szCs w:val="24"/>
+          <w:rFonts w:eastAsia="仿宋_GB2312"/>
+        </w:rPr>
+        <w:t xml:space="preserve">第44-46天：220kV沙湾变电站施工（3天）</w:t>
+      </w:r>
+    </w:p>
+    <w:p>
+      <w:pPr>
+        <w:adjustRightInd w:val="0"/>
+        <w:snapToGrid w:val="0"/>
+        <w:spacing w:line="360" w:lineRule="auto"/>
+        <w:ind w:left="567" w:leftChars="0" w:hanging="567" w:firstLineChars="0"/>
+        <w:outlineLvl w:val="2"/>
+        <w:rPr>
+          <w:rFonts w:hint="eastAsia" w:ascii="宋体" w:hAnsi="宋体" w:eastAsia="宋体" w:cs="宋体"/>
+          <w:b/>
+          <w:color w:val="000000" w:themeColor="text1"/>
+          <w:sz w:val="24"/>
+          <w:szCs w:val="28"/>
+          <w:highlight w:val="none"/>
+          <w:lang w:val="en-US" w:eastAsia="zh-CN"/>
+          <w14:textFill>
+            <w14:solidFill>
+              <w14:schemeClr w14:val="tx1"/>
+            </w14:solidFill>
+          </w14:textFill>
+        </w:rPr>
+      </w:pPr>
+      <w:r>
+        <w:rPr>
+          <w:sz w:val="24"/>
+          <w:szCs w:val="24"/>
+          <w:rFonts w:eastAsia="仿宋_GB2312"/>
+        </w:rPr>
+        <w:t xml:space="preserve">第47-49天：220kV下野地变电站施工（3天）</w:t>
+      </w:r>
+    </w:p>
+    <w:p>
+      <w:pPr>
+        <w:adjustRightInd w:val="0"/>
+        <w:snapToGrid w:val="0"/>
+        <w:spacing w:line="360" w:lineRule="auto"/>
+        <w:ind w:left="567" w:leftChars="0" w:hanging="567" w:firstLineChars="0"/>
+        <w:outlineLvl w:val="2"/>
+        <w:rPr>
+          <w:rFonts w:hint="eastAsia" w:ascii="宋体" w:hAnsi="宋体" w:eastAsia="宋体" w:cs="宋体"/>
+          <w:b/>
+          <w:color w:val="000000" w:themeColor="text1"/>
+          <w:sz w:val="24"/>
+          <w:szCs w:val="28"/>
+          <w:highlight w:val="none"/>
+          <w:lang w:val="en-US" w:eastAsia="zh-CN"/>
+          <w14:textFill>
+            <w14:solidFill>
+              <w14:schemeClr w14:val="tx1"/>
+            </w14:solidFill>
+          </w14:textFill>
+        </w:rPr>
+      </w:pPr>
+      <w:r>
+        <w:rPr>
+          <w:sz w:val="24"/>
+          <w:szCs w:val="24"/>
+          <w:rFonts w:eastAsia="仿宋_GB2312"/>
+        </w:rPr>
+        <w:t xml:space="preserve">第50-52天：220kV炮台梁变电站施工（3天）</w:t>
+      </w:r>
+    </w:p>
+    <w:p>
+      <w:pPr>
+        <w:adjustRightInd w:val="0"/>
+        <w:snapToGrid w:val="0"/>
+        <w:spacing w:line="360" w:lineRule="auto"/>
+        <w:ind w:left="567" w:leftChars="0" w:hanging="567" w:firstLineChars="0"/>
+        <w:outlineLvl w:val="2"/>
+        <w:rPr>
+          <w:rFonts w:hint="eastAsia" w:ascii="宋体" w:hAnsi="宋体" w:eastAsia="宋体" w:cs="宋体"/>
+          <w:b/>
+          <w:color w:val="000000" w:themeColor="text1"/>
+          <w:sz w:val="24"/>
+          <w:szCs w:val="28"/>
+          <w:highlight w:val="none"/>
+          <w:lang w:val="en-US" w:eastAsia="zh-CN"/>
+          <w14:textFill>
+            <w14:solidFill>
+              <w14:schemeClr w14:val="tx1"/>
+            </w14:solidFill>
+          </w14:textFill>
+        </w:rPr>
+      </w:pPr>
+      <w:r>
+        <w:rPr>
+          <w:sz w:val="24"/>
+          <w:szCs w:val="24"/>
+          <w:rFonts w:eastAsia="仿宋_GB2312"/>
+        </w:rPr>
+        <w:t xml:space="preserve">第53-55天：220kV石河子东变电站施工（3天）</w:t>
+      </w:r>
+    </w:p>
+    <w:p>
+      <w:pPr>
+        <w:adjustRightInd w:val="0"/>
+        <w:snapToGrid w:val="0"/>
+        <w:spacing w:line="360" w:lineRule="auto"/>
+        <w:ind w:left="567" w:leftChars="0" w:hanging="567" w:firstLineChars="0"/>
+        <w:outlineLvl w:val="2"/>
+        <w:rPr>
+          <w:rFonts w:hint="eastAsia" w:ascii="宋体" w:hAnsi="宋体" w:eastAsia="宋体" w:cs="宋体"/>
+          <w:b/>
+          <w:color w:val="000000" w:themeColor="text1"/>
+          <w:sz w:val="24"/>
+          <w:szCs w:val="28"/>
+          <w:highlight w:val="none"/>
+          <w:lang w:val="en-US" w:eastAsia="zh-CN"/>
+          <w14:textFill>
+            <w14:solidFill>
+              <w14:schemeClr w14:val="tx1"/>
+            </w14:solidFill>
+          </w14:textFill>
+        </w:rPr>
+      </w:pPr>
+      <w:r>
+        <w:rPr>
+          <w:sz w:val="24"/>
+          <w:szCs w:val="24"/>
+          <w:rFonts w:eastAsia="仿宋_GB2312"/>
+        </w:rPr>
+        <w:t xml:space="preserve">第56-58天：220kV石河子西变电站施工（3天）</w:t>
+      </w:r>
+    </w:p>
+    <w:p>
+      <w:pPr>
+        <w:adjustRightInd w:val="0"/>
+        <w:snapToGrid w:val="0"/>
+        <w:spacing w:line="360" w:lineRule="auto"/>
+        <w:ind w:left="567" w:leftChars="0" w:hanging="567" w:firstLineChars="0"/>
+        <w:outlineLvl w:val="2"/>
+        <w:rPr>
+          <w:rFonts w:hint="eastAsia" w:ascii="宋体" w:hAnsi="宋体" w:eastAsia="宋体" w:cs="宋体"/>
+          <w:b/>
+          <w:color w:val="000000" w:themeColor="text1"/>
+          <w:sz w:val="24"/>
+          <w:szCs w:val="28"/>
+          <w:highlight w:val="none"/>
+          <w:lang w:val="en-US" w:eastAsia="zh-CN"/>
+          <w14:textFill>
+            <w14:solidFill>
+              <w14:schemeClr w14:val="tx1"/>
+            </w14:solidFill>
+          </w14:textFill>
+        </w:rPr>
+      </w:pPr>
+      <w:r>
+        <w:rPr>
+          <w:sz w:val="24"/>
+          <w:szCs w:val="24"/>
+          <w:rFonts w:eastAsia="仿宋_GB2312"/>
+        </w:rPr>
+        <w:t xml:space="preserve">35kV变电站施工计划（共56座，计划2026年9月-11月完成）：</w:t>
+      </w:r>
+    </w:p>
+    <w:p>
+      <w:pPr>
+        <w:adjustRightInd w:val="0"/>
+        <w:snapToGrid w:val="0"/>
+        <w:spacing w:line="360" w:lineRule="auto"/>
+        <w:ind w:left="567" w:leftChars="0" w:hanging="567" w:firstLineChars="0"/>
+        <w:outlineLvl w:val="2"/>
+        <w:rPr>
+          <w:rFonts w:hint="eastAsia" w:ascii="宋体" w:hAnsi="宋体" w:eastAsia="宋体" w:cs="宋体"/>
+          <w:b/>
+          <w:color w:val="000000" w:themeColor="text1"/>
+          <w:sz w:val="24"/>
+          <w:szCs w:val="28"/>
+          <w:highlight w:val="none"/>
+          <w:lang w:val="en-US" w:eastAsia="zh-CN"/>
+          <w14:textFill>
+            <w14:solidFill>
+              <w14:schemeClr w14:val="tx1"/>
+            </w14:solidFill>
+          </w14:textFill>
+        </w:rPr>
+      </w:pPr>
+      <w:r>
+        <w:rPr>
+          <w:sz w:val="24"/>
+          <w:szCs w:val="24"/>
+          <w:rFonts w:eastAsia="仿宋_GB2312"/>
+        </w:rPr>
+        <w:t xml:space="preserve">按地理区域分为14个批次，每批次4座站。安排B、C两组并行作业，预计单批次施工周期7-8天（含转场时间）。两组并行每月可完成约8个批次，14个批次预计2个月内完成。</w:t>
+      </w:r>
+    </w:p>
+    <w:p>
+      <w:pPr>
+        <w:adjustRightInd w:val="0"/>
+        <w:snapToGrid w:val="0"/>
+        <w:spacing w:line="360" w:lineRule="auto"/>
+        <w:ind w:left="567" w:leftChars="0" w:hanging="567" w:firstLineChars="0"/>
+        <w:outlineLvl w:val="2"/>
+        <w:rPr>
+          <w:rFonts w:hint="eastAsia" w:ascii="宋体" w:hAnsi="宋体" w:eastAsia="宋体" w:cs="宋体"/>
+          <w:b/>
+          <w:color w:val="000000" w:themeColor="text1"/>
+          <w:sz w:val="24"/>
+          <w:szCs w:val="28"/>
+          <w:highlight w:val="none"/>
+          <w:lang w:val="en-US" w:eastAsia="zh-CN"/>
+          <w14:textFill>
+            <w14:solidFill>
+              <w14:schemeClr w14:val="tx1"/>
+            </w14:solidFill>
+          </w14:textFill>
+        </w:rPr>
+      </w:pPr>
+      <w:r>
+        <w:rPr>
+          <w:sz w:val="24"/>
+          <w:szCs w:val="24"/>
+          <w:rFonts w:eastAsia="仿宋_GB2312"/>
+        </w:rPr>
+        <w:t xml:space="preserve">三、里程碑节点</w:t>
+      </w:r>
+    </w:p>
+    <w:p>
+      <w:pPr>
+        <w:adjustRightInd w:val="0"/>
+        <w:snapToGrid w:val="0"/>
+        <w:spacing w:line="360" w:lineRule="auto"/>
+        <w:ind w:left="567" w:leftChars="0" w:hanging="567" w:firstLineChars="0"/>
+        <w:outlineLvl w:val="2"/>
+        <w:rPr>
+          <w:rFonts w:hint="eastAsia" w:ascii="宋体" w:hAnsi="宋体" w:eastAsia="宋体" w:cs="宋体"/>
+          <w:b/>
+          <w:color w:val="000000" w:themeColor="text1"/>
+          <w:sz w:val="24"/>
+          <w:szCs w:val="28"/>
+          <w:highlight w:val="none"/>
+          <w:lang w:val="en-US" w:eastAsia="zh-CN"/>
+          <w14:textFill>
+            <w14:solidFill>
+              <w14:schemeClr w14:val="tx1"/>
+            </w14:solidFill>
+          </w14:textFill>
+        </w:rPr>
+      </w:pPr>
+      <w:r>
+        <w:rPr>
+          <w:sz w:val="24"/>
+          <w:szCs w:val="24"/>
+          <w:rFonts w:eastAsia="仿宋_GB2312"/>
+        </w:rPr>
+        <w:t xml:space="preserve">（1）2026年7月25日前：准备阶段全部完成，三措一案审批通过</w:t>
+      </w:r>
+    </w:p>
+    <w:p>
+      <w:pPr>
+        <w:adjustRightInd w:val="0"/>
+        <w:snapToGrid w:val="0"/>
+        <w:spacing w:line="360" w:lineRule="auto"/>
+        <w:ind w:left="567" w:leftChars="0" w:hanging="567" w:firstLineChars="0"/>
+        <w:outlineLvl w:val="2"/>
+        <w:rPr>
+          <w:rFonts w:hint="eastAsia" w:ascii="宋体" w:hAnsi="宋体" w:eastAsia="宋体" w:cs="宋体"/>
+          <w:b/>
+          <w:color w:val="000000" w:themeColor="text1"/>
+          <w:sz w:val="24"/>
+          <w:szCs w:val="28"/>
+          <w:highlight w:val="none"/>
+          <w:lang w:val="en-US" w:eastAsia="zh-CN"/>
+          <w14:textFill>
+            <w14:solidFill>
+              <w14:schemeClr w14:val="tx1"/>
+            </w14:solidFill>
+          </w14:textFill>
+        </w:rPr>
+      </w:pPr>
+      <w:r>
+        <w:rPr>
+          <w:sz w:val="24"/>
+          <w:szCs w:val="24"/>
+          <w:rFonts w:eastAsia="仿宋_GB2312"/>
+        </w:rPr>
+        <w:t xml:space="preserve">（2）2026年8月14日前：试点阶段完成，标准化模板形成</w:t>
+      </w:r>
+    </w:p>
+    <w:p>
+      <w:pPr>
+        <w:adjustRightInd w:val="0"/>
+        <w:snapToGrid w:val="0"/>
+        <w:spacing w:line="360" w:lineRule="auto"/>
+        <w:ind w:left="567" w:leftChars="0" w:hanging="567" w:firstLineChars="0"/>
+        <w:outlineLvl w:val="2"/>
+        <w:rPr>
+          <w:rFonts w:hint="eastAsia" w:ascii="宋体" w:hAnsi="宋体" w:eastAsia="宋体" w:cs="宋体"/>
+          <w:b/>
+          <w:color w:val="000000" w:themeColor="text1"/>
+          <w:sz w:val="24"/>
+          <w:szCs w:val="28"/>
+          <w:highlight w:val="none"/>
+          <w:lang w:val="en-US" w:eastAsia="zh-CN"/>
+          <w14:textFill>
+            <w14:solidFill>
+              <w14:schemeClr w14:val="tx1"/>
+            </w14:solidFill>
+          </w14:textFill>
+        </w:rPr>
+      </w:pPr>
+      <w:r>
+        <w:rPr>
+          <w:sz w:val="24"/>
+          <w:szCs w:val="24"/>
+          <w:rFonts w:eastAsia="仿宋_GB2312"/>
+        </w:rPr>
+        <w:t xml:space="preserve">（3）2026年8月31日前：全部6座220kV变电站施工完成</w:t>
+      </w:r>
+    </w:p>
+    <w:p>
+      <w:pPr>
+        <w:adjustRightInd w:val="0"/>
+        <w:snapToGrid w:val="0"/>
+        <w:spacing w:line="360" w:lineRule="auto"/>
+        <w:ind w:left="567" w:leftChars="0" w:hanging="567" w:firstLineChars="0"/>
+        <w:outlineLvl w:val="2"/>
+        <w:rPr>
+          <w:rFonts w:hint="eastAsia" w:ascii="宋体" w:hAnsi="宋体" w:eastAsia="宋体" w:cs="宋体"/>
+          <w:b/>
+          <w:color w:val="000000" w:themeColor="text1"/>
+          <w:sz w:val="24"/>
+          <w:szCs w:val="28"/>
+          <w:highlight w:val="none"/>
+          <w:lang w:val="en-US" w:eastAsia="zh-CN"/>
+          <w14:textFill>
+            <w14:solidFill>
+              <w14:schemeClr w14:val="tx1"/>
+            </w14:solidFill>
+          </w14:textFill>
+        </w:rPr>
+      </w:pPr>
+      <w:r>
+        <w:rPr>
+          <w:sz w:val="24"/>
+          <w:szCs w:val="24"/>
+          <w:rFonts w:eastAsia="仿宋_GB2312"/>
+        </w:rPr>
+        <w:t xml:space="preserve">（4）2026年11月30日前：全部56座35kV变电站施工完成</w:t>
+      </w:r>
+    </w:p>
+    <w:p>
+      <w:pPr>
+        <w:adjustRightInd w:val="0"/>
+        <w:snapToGrid w:val="0"/>
+        <w:spacing w:line="360" w:lineRule="auto"/>
+        <w:ind w:left="567" w:leftChars="0" w:hanging="567" w:firstLineChars="0"/>
+        <w:outlineLvl w:val="2"/>
+        <w:rPr>
+          <w:rFonts w:hint="eastAsia" w:ascii="宋体" w:hAnsi="宋体" w:eastAsia="宋体" w:cs="宋体"/>
+          <w:b/>
+          <w:color w:val="000000" w:themeColor="text1"/>
+          <w:sz w:val="24"/>
+          <w:szCs w:val="28"/>
+          <w:highlight w:val="none"/>
+          <w:lang w:val="en-US" w:eastAsia="zh-CN"/>
+          <w14:textFill>
+            <w14:solidFill>
+              <w14:schemeClr w14:val="tx1"/>
+            </w14:solidFill>
+          </w14:textFill>
+        </w:rPr>
+      </w:pPr>
+      <w:r>
+        <w:rPr>
+          <w:sz w:val="24"/>
+          <w:szCs w:val="24"/>
+          <w:rFonts w:eastAsia="仿宋_GB2312"/>
+        </w:rPr>
+        <w:t xml:space="preserve">（5）2026年12月15日前：主站联调验证完成</w:t>
+      </w:r>
+    </w:p>
+    <w:p>
+      <w:pPr>
+        <w:adjustRightInd w:val="0"/>
+        <w:snapToGrid w:val="0"/>
+        <w:spacing w:line="360" w:lineRule="auto"/>
+        <w:ind w:left="567" w:leftChars="0" w:hanging="567" w:firstLineChars="0"/>
+        <w:outlineLvl w:val="2"/>
+        <w:rPr>
+          <w:rFonts w:hint="eastAsia" w:ascii="宋体" w:hAnsi="宋体" w:eastAsia="宋体" w:cs="宋体"/>
+          <w:b/>
+          <w:color w:val="000000" w:themeColor="text1"/>
+          <w:sz w:val="24"/>
+          <w:szCs w:val="28"/>
+          <w:highlight w:val="none"/>
+          <w:lang w:val="en-US" w:eastAsia="zh-CN"/>
+          <w14:textFill>
+            <w14:solidFill>
+              <w14:schemeClr w14:val="tx1"/>
+            </w14:solidFill>
+          </w14:textFill>
+        </w:rPr>
+      </w:pPr>
+      <w:r>
+        <w:rPr>
+          <w:sz w:val="24"/>
+          <w:szCs w:val="24"/>
+          <w:rFonts w:eastAsia="仿宋_GB2312"/>
+        </w:rPr>
+        <w:t xml:space="preserve">（6）2026年12月31日前：项目最终验收完成，全套资料提交</w:t>
+      </w:r>
+    </w:p>
+    <w:p>
+      <w:pPr>
+        <w:adjustRightInd w:val="0"/>
+        <w:snapToGrid w:val="0"/>
+        <w:spacing w:line="360" w:lineRule="auto"/>
+        <w:ind w:left="567" w:leftChars="0" w:hanging="567" w:firstLineChars="0"/>
+        <w:outlineLvl w:val="2"/>
+        <w:rPr>
+          <w:rFonts w:hint="eastAsia" w:ascii="宋体" w:hAnsi="宋体" w:eastAsia="宋体" w:cs="宋体"/>
+          <w:b/>
+          <w:color w:val="000000" w:themeColor="text1"/>
+          <w:sz w:val="24"/>
+          <w:szCs w:val="28"/>
+          <w:highlight w:val="none"/>
+          <w:lang w:val="en-US" w:eastAsia="zh-CN"/>
+          <w14:textFill>
+            <w14:solidFill>
+              <w14:schemeClr w14:val="tx1"/>
+            </w14:solidFill>
+          </w14:textFill>
+        </w:rPr>
+      </w:pPr>
+      <w:r>
+        <w:rPr>
+          <w:sz w:val="24"/>
+          <w:szCs w:val="24"/>
+          <w:rFonts w:eastAsia="仿宋_GB2312"/>
+        </w:rPr>
+        <w:t xml:space="preserve">四、进度保障措施</w:t>
+      </w:r>
+    </w:p>
+    <w:p>
+      <w:pPr>
+        <w:adjustRightInd w:val="0"/>
+        <w:snapToGrid w:val="0"/>
+        <w:spacing w:line="360" w:lineRule="auto"/>
+        <w:ind w:left="567" w:leftChars="0" w:hanging="567" w:firstLineChars="0"/>
+        <w:outlineLvl w:val="2"/>
+        <w:rPr>
+          <w:rFonts w:hint="eastAsia" w:ascii="宋体" w:hAnsi="宋体" w:eastAsia="宋体" w:cs="宋体"/>
+          <w:b/>
+          <w:color w:val="000000" w:themeColor="text1"/>
+          <w:sz w:val="24"/>
+          <w:szCs w:val="28"/>
+          <w:highlight w:val="none"/>
+          <w:lang w:val="en-US" w:eastAsia="zh-CN"/>
+          <w14:textFill>
+            <w14:solidFill>
+              <w14:schemeClr w14:val="tx1"/>
+            </w14:solidFill>
+          </w14:textFill>
+        </w:rPr>
+      </w:pPr>
+      <w:r>
+        <w:rPr>
+          <w:sz w:val="24"/>
+          <w:szCs w:val="24"/>
+          <w:rFonts w:eastAsia="仿宋_GB2312"/>
+        </w:rPr>
+        <w:t xml:space="preserve">（1）并行作业提效：3个施工小组分区域并行作业，最大化利用人力资源。</w:t>
+      </w:r>
+    </w:p>
+    <w:p>
+      <w:pPr>
+        <w:adjustRightInd w:val="0"/>
+        <w:snapToGrid w:val="0"/>
+        <w:spacing w:line="360" w:lineRule="auto"/>
+        <w:ind w:left="567" w:leftChars="0" w:hanging="567" w:firstLineChars="0"/>
+        <w:outlineLvl w:val="2"/>
+        <w:rPr>
+          <w:rFonts w:hint="eastAsia" w:ascii="宋体" w:hAnsi="宋体" w:eastAsia="宋体" w:cs="宋体"/>
+          <w:b/>
+          <w:color w:val="000000" w:themeColor="text1"/>
+          <w:sz w:val="24"/>
+          <w:szCs w:val="28"/>
+          <w:highlight w:val="none"/>
+          <w:lang w:val="en-US" w:eastAsia="zh-CN"/>
+          <w14:textFill>
+            <w14:solidFill>
+              <w14:schemeClr w14:val="tx1"/>
+            </w14:solidFill>
+          </w14:textFill>
+        </w:rPr>
+      </w:pPr>
+      <w:r>
+        <w:rPr>
+          <w:sz w:val="24"/>
+          <w:szCs w:val="24"/>
+          <w:rFonts w:eastAsia="仿宋_GB2312"/>
+        </w:rPr>
+        <w:t xml:space="preserve">（2）标准化模板加速：利用试点阶段形成的标准化模板，减少重复设计工作量，提升批量施工效率。</w:t>
+      </w:r>
+    </w:p>
+    <w:p>
+      <w:pPr>
+        <w:adjustRightInd w:val="0"/>
+        <w:snapToGrid w:val="0"/>
+        <w:spacing w:line="360" w:lineRule="auto"/>
+        <w:ind w:left="567" w:leftChars="0" w:hanging="567" w:firstLineChars="0"/>
+        <w:outlineLvl w:val="2"/>
+        <w:rPr>
+          <w:rFonts w:hint="eastAsia" w:ascii="宋体" w:hAnsi="宋体" w:eastAsia="宋体" w:cs="宋体"/>
+          <w:b/>
+          <w:color w:val="000000" w:themeColor="text1"/>
+          <w:sz w:val="24"/>
+          <w:szCs w:val="28"/>
+          <w:highlight w:val="none"/>
+          <w:lang w:val="en-US" w:eastAsia="zh-CN"/>
+          <w14:textFill>
+            <w14:solidFill>
+              <w14:schemeClr w14:val="tx1"/>
+            </w14:solidFill>
+          </w14:textFill>
+        </w:rPr>
+      </w:pPr>
+      <w:r>
+        <w:rPr>
+          <w:sz w:val="24"/>
+          <w:szCs w:val="24"/>
+          <w:rFonts w:eastAsia="仿宋_GB2312"/>
+        </w:rPr>
+        <w:t xml:space="preserve">（3）动态调整机制：项目经理每日跟踪进度，对滞后批次及时采取措施（增派人力、优化工序等）。</w:t>
+      </w:r>
+    </w:p>
+    <w:p>
+      <w:pPr>
+        <w:adjustRightInd w:val="0"/>
+        <w:snapToGrid w:val="0"/>
+        <w:spacing w:line="360" w:lineRule="auto"/>
+        <w:ind w:left="567" w:leftChars="0" w:hanging="567" w:firstLineChars="0"/>
+        <w:outlineLvl w:val="2"/>
+        <w:rPr>
+          <w:rFonts w:hint="eastAsia" w:ascii="宋体" w:hAnsi="宋体" w:eastAsia="宋体" w:cs="宋体"/>
+          <w:b/>
+          <w:color w:val="000000" w:themeColor="text1"/>
+          <w:sz w:val="24"/>
+          <w:szCs w:val="28"/>
+          <w:highlight w:val="none"/>
+          <w:lang w:val="en-US" w:eastAsia="zh-CN"/>
+          <w14:textFill>
+            <w14:solidFill>
+              <w14:schemeClr w14:val="tx1"/>
+            </w14:solidFill>
+          </w14:textFill>
+        </w:rPr>
+      </w:pPr>
+      <w:r>
+        <w:rPr>
+          <w:sz w:val="24"/>
+          <w:szCs w:val="24"/>
+          <w:rFonts w:eastAsia="仿宋_GB2312"/>
+        </w:rPr>
+        <w:t xml:space="preserve">（4）提前协调窗口：后勤协调员提前两周与各变电站确认施工时间，确保工作票审批和人员进站不延误。</w:t>
+      </w:r>
+    </w:p>
+    <w:p>
+      <w:pPr>
+        <w:adjustRightInd w:val="0"/>
+        <w:snapToGrid w:val="0"/>
+        <w:spacing w:line="360" w:lineRule="auto"/>
+        <w:ind w:left="567" w:leftChars="0" w:hanging="567" w:firstLineChars="0"/>
+        <w:outlineLvl w:val="2"/>
+        <w:rPr>
+          <w:rFonts w:hint="eastAsia" w:ascii="宋体" w:hAnsi="宋体" w:eastAsia="宋体" w:cs="宋体"/>
+          <w:b/>
+          <w:color w:val="000000" w:themeColor="text1"/>
+          <w:sz w:val="24"/>
+          <w:szCs w:val="28"/>
+          <w:highlight w:val="none"/>
+          <w:lang w:val="en-US" w:eastAsia="zh-CN"/>
+          <w14:textFill>
+            <w14:solidFill>
+              <w14:schemeClr w14:val="tx1"/>
+            </w14:solidFill>
+          </w14:textFill>
+        </w:rPr>
+      </w:pPr>
+      <w:r>
+        <w:rPr>
+          <w:sz w:val="24"/>
+          <w:szCs w:val="24"/>
+          <w:rFonts w:eastAsia="仿宋_GB2312"/>
+        </w:rPr>
+        <w:t xml:space="preserve">（5）应急备用计划：预留最后2周作为缓冲时间，用于处理施工中发现的遗留问题和验收整改。</w:t>
       </w:r>
     </w:p>
     <w:p>
@@ -10316,7 +11135,7 @@
           <w:rFonts w:ascii="宋体" w:hAnsi="宋体" w:eastAsia="宋体"/>
           <w:sz w:val="24"/>
         </w:rPr>
-        <w:t>二、第一阶段工作计划（项目准备，第1-15天）</w:t>
+        <w:t>二、第一阶段工作计划（项目准备，2026.7.6-7.20，第1-15天）</w:t>
       </w:r>
     </w:p>
     <w:p>
@@ -10394,7 +11213,7 @@
           <w:rFonts w:ascii="宋体" w:hAnsi="宋体" w:eastAsia="宋体"/>
           <w:sz w:val="24"/>
         </w:rPr>
-        <w:t>三、第二阶段工作计划（试点验证，第16-30天）</w:t>
+        <w:t>三、第二阶段工作计划（试点验证，2026.7.21-8.4，第16-30天）</w:t>
       </w:r>
     </w:p>
     <w:p>
@@ -10472,7 +11291,7 @@
           <w:rFonts w:ascii="宋体" w:hAnsi="宋体" w:eastAsia="宋体"/>
           <w:sz w:val="24"/>
         </w:rPr>
-        <w:t>四、第三阶段工作计划（全面实施，第31-75天）</w:t>
+        <w:t>四、第三阶段工作计划（全面实施，2026.8.5-11.15，第31-130天）</w:t>
       </w:r>
     </w:p>
     <w:p>
@@ -10602,7 +11421,7 @@
           <w:rFonts w:ascii="宋体" w:hAnsi="宋体" w:eastAsia="宋体"/>
           <w:sz w:val="24"/>
         </w:rPr>
-        <w:t>五、第四阶段工作计划（验收收尾，第76-90天）</w:t>
+        <w:t>五、第四阶段工作计划（验收收尾，2026.11.16-12.31，第131-180天）</w:t>
       </w:r>
     </w:p>
     <w:p>
